--- a/src/assets/resume/kshitij_lingthep.docx
+++ b/src/assets/resume/kshitij_lingthep.docx
@@ -30,59 +30,51 @@
         <w:rPr>
           <w:b/>
           <w:bCs/>
-        </w:rPr>
-      </w:pPr>
-      <w:hyperlink r:id="rId6">
+          <w:u w:val="single"/>
+        </w:rPr>
+      </w:pPr>
+      <w:hyperlink r:id="rId6" w:history="1">
         <w:r>
+          <w:rPr>
+            <w:rStyle w:val="Hyperlink"/>
+          </w:rPr>
           <w:t>662-638-9569</w:t>
         </w:r>
       </w:hyperlink>
       <w:r>
         <w:t xml:space="preserve"> | Memphis, TN</w:t>
       </w:r>
-    </w:p>
-    <w:p>
-      <w:pPr>
-        <w:spacing w:after="0"/>
-        <w:jc w:val="center"/>
-        <w:rPr>
-          <w:b/>
-          <w:bCs/>
-          <w:u w:val="single"/>
-        </w:rPr>
-      </w:pPr>
+      <w:r>
+        <w:t xml:space="preserve"> | </w:t>
+      </w:r>
       <w:hyperlink r:id="rId7">
         <w:r>
           <w:t>kshitij.lingthep@gmail.com</w:t>
         </w:r>
       </w:hyperlink>
       <w:r>
-        <w:t xml:space="preserve">  |</w:t>
-      </w:r>
-      <w:proofErr w:type="spellStart"/>
-      <w:r>
-        <w:fldChar w:fldCharType="begin"/>
-      </w:r>
-      <w:r>
-        <w:instrText>HYPERLINK "https://linkedin.com/in/chris-limbu/"</w:instrText>
-      </w:r>
-      <w:r>
-        <w:fldChar w:fldCharType="separate"/>
-      </w:r>
-      <w:r>
-        <w:rPr>
-          <w:rStyle w:val="Hyperlink"/>
-        </w:rPr>
-        <w:t>Linkedin</w:t>
-      </w:r>
-      <w:proofErr w:type="spellEnd"/>
-      <w:r>
-        <w:fldChar w:fldCharType="end"/>
+        <w:t xml:space="preserve"> </w:t>
       </w:r>
       <w:r>
         <w:t xml:space="preserve">| </w:t>
       </w:r>
       <w:hyperlink r:id="rId8" w:history="1">
+        <w:proofErr w:type="spellStart"/>
+        <w:r>
+          <w:rPr>
+            <w:rStyle w:val="Hyperlink"/>
+          </w:rPr>
+          <w:t>Linkedin</w:t>
+        </w:r>
+        <w:proofErr w:type="spellEnd"/>
+      </w:hyperlink>
+      <w:r>
+        <w:t xml:space="preserve"> </w:t>
+      </w:r>
+      <w:r>
+        <w:t xml:space="preserve">| </w:t>
+      </w:r>
+      <w:hyperlink r:id="rId9" w:history="1">
         <w:proofErr w:type="spellStart"/>
         <w:r>
           <w:rPr>
@@ -92,14 +84,6 @@
         </w:r>
         <w:proofErr w:type="spellEnd"/>
       </w:hyperlink>
-      <w:r>
-        <w:rPr>
-          <w:b/>
-          <w:bCs/>
-          <w:u w:val="single"/>
-        </w:rPr>
-        <w:t xml:space="preserve"> </w:t>
-      </w:r>
     </w:p>
     <w:p>
       <w:pPr>
@@ -108,8 +92,8 @@
         </w:pBdr>
         <w:spacing w:after="0"/>
         <w:rPr>
-          <w:sz w:val="16"/>
-          <w:szCs w:val="16"/>
+          <w:sz w:val="14"/>
+          <w:szCs w:val="14"/>
         </w:rPr>
       </w:pPr>
     </w:p>
@@ -135,9 +119,10 @@
     </w:p>
     <w:p>
       <w:pPr>
+        <w:pStyle w:val="ListParagraph"/>
         <w:numPr>
           <w:ilvl w:val="0"/>
-          <w:numId w:val="1"/>
+          <w:numId w:val="26"/>
         </w:numPr>
         <w:spacing w:after="0"/>
       </w:pPr>
@@ -180,9 +165,10 @@
     </w:p>
     <w:p>
       <w:pPr>
+        <w:pStyle w:val="ListParagraph"/>
         <w:numPr>
           <w:ilvl w:val="0"/>
-          <w:numId w:val="1"/>
+          <w:numId w:val="26"/>
         </w:numPr>
         <w:spacing w:after="0"/>
       </w:pPr>
@@ -327,9 +313,10 @@
     </w:p>
     <w:p>
       <w:pPr>
+        <w:pStyle w:val="ListParagraph"/>
         <w:numPr>
           <w:ilvl w:val="0"/>
-          <w:numId w:val="1"/>
+          <w:numId w:val="26"/>
         </w:numPr>
         <w:spacing w:after="0"/>
       </w:pPr>
@@ -480,7 +467,7 @@
         <w:pStyle w:val="p1"/>
         <w:numPr>
           <w:ilvl w:val="0"/>
-          <w:numId w:val="1"/>
+          <w:numId w:val="26"/>
         </w:numPr>
         <w:rPr>
           <w:rFonts w:ascii="Calibri" w:eastAsia="Calibri" w:hAnsi="Calibri" w:cs="Calibri"/>
@@ -561,6 +548,65 @@
     </w:p>
     <w:p>
       <w:pPr>
+        <w:pStyle w:val="ListParagraph"/>
+        <w:numPr>
+          <w:ilvl w:val="0"/>
+          <w:numId w:val="26"/>
+        </w:numPr>
+        <w:spacing w:after="0"/>
+      </w:pPr>
+      <w:r>
+        <w:t xml:space="preserve">Monitored and maintained applications using </w:t>
+      </w:r>
+      <w:r>
+        <w:rPr>
+          <w:b/>
+          <w:bCs/>
+        </w:rPr>
+        <w:t>Log4j</w:t>
+      </w:r>
+      <w:r>
+        <w:t xml:space="preserve"> logging, </w:t>
+      </w:r>
+      <w:r>
+        <w:rPr>
+          <w:b/>
+          <w:bCs/>
+        </w:rPr>
+        <w:t>JIRA</w:t>
+      </w:r>
+      <w:r>
+        <w:t xml:space="preserve"> for issue tracking,</w:t>
+      </w:r>
+      <w:r>
+        <w:t xml:space="preserve"> </w:t>
+      </w:r>
+      <w:r>
+        <w:rPr>
+          <w:b/>
+          <w:bCs/>
+        </w:rPr>
+        <w:t>Grafana</w:t>
+      </w:r>
+      <w:r>
+        <w:t xml:space="preserve"> for resource monitoring,</w:t>
+      </w:r>
+      <w:r>
+        <w:t xml:space="preserve"> and Agile methodologies across the SDLC.</w:t>
+      </w:r>
+    </w:p>
+    <w:p>
+      <w:pPr>
+        <w:spacing w:after="0"/>
+        <w:ind w:left="360"/>
+        <w:rPr>
+          <w:sz w:val="14"/>
+          <w:szCs w:val="14"/>
+        </w:rPr>
+      </w:pPr>
+    </w:p>
+    <w:p>
+      <w:pPr>
         <w:spacing w:after="0"/>
         <w:rPr>
           <w:b/>
@@ -581,6 +627,11 @@
     </w:p>
     <w:p>
       <w:pPr>
+        <w:pStyle w:val="ListParagraph"/>
+        <w:numPr>
+          <w:ilvl w:val="0"/>
+          <w:numId w:val="25"/>
+        </w:numPr>
         <w:spacing w:after="0" w:line="276" w:lineRule="auto"/>
       </w:pPr>
       <w:r>
@@ -588,108 +639,65 @@
           <w:b/>
           <w:bCs/>
         </w:rPr>
-        <w:t xml:space="preserve">        Languages</w:t>
-      </w:r>
-      <w:r>
-        <w:rPr>
-          <w:b/>
-          <w:bCs/>
-        </w:rPr>
-        <w:tab/>
-      </w:r>
-      <w:r>
-        <w:rPr>
-          <w:b/>
-          <w:bCs/>
-        </w:rPr>
-        <w:tab/>
-      </w:r>
-      <w:r>
-        <w:rPr>
-          <w:b/>
-          <w:bCs/>
-        </w:rPr>
-        <w:tab/>
-      </w:r>
-      <w:r>
-        <w:t>Java (8/11), JavaScript, C#</w:t>
+        <w:t>Languages:</w:t>
+      </w:r>
+      <w:r>
+        <w:t xml:space="preserve"> Java (8/11/17), JavaScript, C#</w:t>
       </w:r>
     </w:p>
     <w:p>
       <w:pPr>
+        <w:pStyle w:val="ListParagraph"/>
+        <w:numPr>
+          <w:ilvl w:val="0"/>
+          <w:numId w:val="25"/>
+        </w:numPr>
         <w:spacing w:after="0" w:line="276" w:lineRule="auto"/>
-        <w:rPr>
-          <w:b/>
-          <w:bCs/>
-        </w:rPr>
-      </w:pPr>
-      <w:r>
-        <w:rPr>
-          <w:b/>
-          <w:bCs/>
-        </w:rPr>
-        <w:t xml:space="preserve">        APIs</w:t>
-      </w:r>
-      <w:r>
-        <w:rPr>
-          <w:b/>
-          <w:bCs/>
-        </w:rPr>
-        <w:tab/>
-      </w:r>
-      <w:r>
-        <w:rPr>
-          <w:b/>
-          <w:bCs/>
-        </w:rPr>
-        <w:tab/>
-      </w:r>
-      <w:r>
-        <w:rPr>
-          <w:b/>
-          <w:bCs/>
-        </w:rPr>
-        <w:tab/>
-      </w:r>
-      <w:r>
-        <w:t>JDBC, JPA</w:t>
+      </w:pPr>
+      <w:r>
+        <w:rPr>
+          <w:b/>
+          <w:bCs/>
+        </w:rPr>
+        <w:t>APIs:</w:t>
+      </w:r>
+      <w:r>
+        <w:t xml:space="preserve"> JDBC</w:t>
+      </w:r>
+      <w:r>
+        <w:t>, JPA, OpenAI, Perplexity</w:t>
       </w:r>
     </w:p>
     <w:p>
       <w:pPr>
+        <w:pStyle w:val="ListParagraph"/>
+        <w:numPr>
+          <w:ilvl w:val="0"/>
+          <w:numId w:val="25"/>
+        </w:numPr>
         <w:spacing w:after="0" w:line="276" w:lineRule="auto"/>
-        <w:rPr>
-          <w:b/>
-          <w:bCs/>
-        </w:rPr>
-      </w:pPr>
-      <w:r>
-        <w:rPr>
-          <w:b/>
-          <w:bCs/>
-        </w:rPr>
-        <w:t xml:space="preserve">        Design patterns</w:t>
-      </w:r>
-      <w:r>
-        <w:rPr>
-          <w:b/>
-          <w:bCs/>
-        </w:rPr>
-        <w:tab/>
-      </w:r>
-      <w:r>
-        <w:rPr>
-          <w:b/>
-          <w:bCs/>
-        </w:rPr>
-        <w:tab/>
-      </w:r>
-      <w:r>
-        <w:t>MVC, DAO, DTO, N-tier, and Front Controller, Event Driven, Pub/Sub, Signal R</w:t>
+      </w:pPr>
+      <w:r>
+        <w:rPr>
+          <w:b/>
+          <w:bCs/>
+        </w:rPr>
+        <w:t>Design patterns:</w:t>
+      </w:r>
+      <w:r>
+        <w:t xml:space="preserve"> </w:t>
+      </w:r>
+      <w:r>
+        <w:t>MVC, DAO, DTO, N-tier, and Front Controller, Event Driven, Pub/Sub</w:t>
       </w:r>
     </w:p>
     <w:p>
       <w:pPr>
+        <w:pStyle w:val="ListParagraph"/>
+        <w:numPr>
+          <w:ilvl w:val="0"/>
+          <w:numId w:val="25"/>
+        </w:numPr>
         <w:spacing w:after="0" w:line="276" w:lineRule="auto"/>
       </w:pPr>
       <w:r>
@@ -697,28 +705,22 @@
           <w:b/>
           <w:bCs/>
         </w:rPr>
-        <w:t xml:space="preserve">        Frameworks</w:t>
-      </w:r>
-      <w:r>
-        <w:rPr>
-          <w:b/>
-          <w:bCs/>
-        </w:rPr>
-        <w:tab/>
-      </w:r>
-      <w:r>
-        <w:rPr>
-          <w:b/>
-          <w:bCs/>
-        </w:rPr>
-        <w:tab/>
-      </w:r>
-      <w:r>
-        <w:t>Spring, Spring Boot, Hibernate, Express, Micro services, Micro Frontend, .NET</w:t>
+        <w:t>Frameworks:</w:t>
+      </w:r>
+      <w:r>
+        <w:t xml:space="preserve"> </w:t>
+      </w:r>
+      <w:r>
+        <w:t>Spring, Spring Boot, Hibernate, Express, Microservices, Micro Frontend, .NET</w:t>
       </w:r>
     </w:p>
     <w:p>
       <w:pPr>
+        <w:pStyle w:val="ListParagraph"/>
+        <w:numPr>
+          <w:ilvl w:val="0"/>
+          <w:numId w:val="25"/>
+        </w:numPr>
         <w:spacing w:after="0" w:line="276" w:lineRule="auto"/>
       </w:pPr>
       <w:r>
@@ -726,21 +728,7 @@
           <w:b/>
           <w:bCs/>
         </w:rPr>
-        <w:t xml:space="preserve">        Tools and Libraries</w:t>
-      </w:r>
-      <w:r>
-        <w:rPr>
-          <w:b/>
-          <w:bCs/>
-        </w:rPr>
-        <w:tab/>
-      </w:r>
-      <w:r>
-        <w:rPr>
-          <w:b/>
-          <w:bCs/>
-        </w:rPr>
-        <w:tab/>
+        <w:t xml:space="preserve">Tools and Libraries: </w:t>
       </w:r>
       <w:r>
         <w:t xml:space="preserve">ReactJS, </w:t>
@@ -751,7 +739,7 @@
       </w:r>
       <w:proofErr w:type="spellEnd"/>
       <w:r>
-        <w:t xml:space="preserve">, NodeJS, Tailwind, SCSS, Bootstrap, </w:t>
+        <w:t xml:space="preserve">, Node.js, Tailwind, SCSS, Bootstrap, </w:t>
       </w:r>
       <w:proofErr w:type="spellStart"/>
       <w:r>
@@ -776,10 +764,55 @@
       <w:proofErr w:type="spellEnd"/>
       <w:r>
         <w:t xml:space="preserve">, </w:t>
+      </w:r>
+      <w:proofErr w:type="spellStart"/>
+      <w:r>
+        <w:t>NextJS</w:t>
+      </w:r>
+      <w:proofErr w:type="spellEnd"/>
+      <w:r>
+        <w:t xml:space="preserve">, </w:t>
+      </w:r>
+      <w:proofErr w:type="spellStart"/>
+      <w:r>
+        <w:t>ThreeJS</w:t>
+      </w:r>
+      <w:proofErr w:type="spellEnd"/>
+      <w:r>
+        <w:t xml:space="preserve">, TypeScript, Element UI, Entity Core, LINQ, Kafka, </w:t>
+      </w:r>
+      <w:proofErr w:type="spellStart"/>
+      <w:r>
+        <w:t>GraphQL</w:t>
+      </w:r>
+      <w:proofErr w:type="spellEnd"/>
+      <w:r>
+        <w:t xml:space="preserve">, </w:t>
+      </w:r>
+      <w:proofErr w:type="spellStart"/>
+      <w:r>
+        <w:t>SignalR</w:t>
+      </w:r>
+      <w:proofErr w:type="spellEnd"/>
+      <w:r>
+        <w:t xml:space="preserve">, Grafana, </w:t>
+      </w:r>
+      <w:proofErr w:type="spellStart"/>
+      <w:r>
+        <w:t>Github</w:t>
+      </w:r>
+      <w:proofErr w:type="spellEnd"/>
+      <w:r>
+        <w:t xml:space="preserve"> Copilot</w:t>
       </w:r>
     </w:p>
     <w:p>
       <w:pPr>
+        <w:pStyle w:val="ListParagraph"/>
+        <w:numPr>
+          <w:ilvl w:val="0"/>
+          <w:numId w:val="25"/>
+        </w:numPr>
         <w:spacing w:after="0" w:line="276" w:lineRule="auto"/>
         <w:rPr>
           <w:b/>
@@ -787,20 +820,42 @@
         </w:rPr>
       </w:pPr>
       <w:r>
-        <w:tab/>
-      </w:r>
-      <w:r>
-        <w:tab/>
-      </w:r>
-      <w:r>
-        <w:tab/>
-      </w:r>
-      <w:r>
-        <w:tab/>
+        <w:rPr>
+          <w:b/>
+          <w:bCs/>
+        </w:rPr>
+        <w:t xml:space="preserve">Application Servers: </w:t>
+      </w:r>
+      <w:r>
+        <w:t>Apache Tomcat, Nginx, Node.js, IIS</w:t>
+      </w:r>
+    </w:p>
+    <w:p>
+      <w:pPr>
+        <w:pStyle w:val="ListParagraph"/>
+        <w:numPr>
+          <w:ilvl w:val="0"/>
+          <w:numId w:val="25"/>
+        </w:numPr>
+        <w:spacing w:after="0" w:line="276" w:lineRule="auto"/>
+        <w:rPr>
+          <w:b/>
+          <w:bCs/>
+        </w:rPr>
+      </w:pPr>
+      <w:r>
+        <w:rPr>
+          <w:b/>
+          <w:bCs/>
+        </w:rPr>
+        <w:t>IDE</w:t>
+      </w:r>
+      <w:r>
+        <w:t xml:space="preserve">: Eclipse 3.x, IntelliJ, Visual Studio Code, Rider, </w:t>
       </w:r>
       <w:proofErr w:type="spellStart"/>
       <w:r>
-        <w:t>NextJS</w:t>
+        <w:t>DataGrip</w:t>
       </w:r>
       <w:proofErr w:type="spellEnd"/>
       <w:r>
@@ -808,28 +863,17 @@
       </w:r>
       <w:proofErr w:type="spellStart"/>
       <w:r>
-        <w:t>ThreeJS</w:t>
-      </w:r>
-      <w:proofErr w:type="spellEnd"/>
-      <w:r>
-        <w:t xml:space="preserve">, TypeScript, Element UI, Entity Core, LINQ, Kafka, </w:t>
-      </w:r>
-      <w:proofErr w:type="spellStart"/>
-      <w:r>
-        <w:t>GraphQL</w:t>
-      </w:r>
-      <w:proofErr w:type="spellEnd"/>
-      <w:r>
-        <w:t xml:space="preserve">, </w:t>
-      </w:r>
-      <w:proofErr w:type="spellStart"/>
-      <w:r>
-        <w:t>SignalR</w:t>
+        <w:t>DBeaver</w:t>
       </w:r>
       <w:proofErr w:type="spellEnd"/>
     </w:p>
     <w:p>
       <w:pPr>
+        <w:pStyle w:val="ListParagraph"/>
+        <w:numPr>
+          <w:ilvl w:val="0"/>
+          <w:numId w:val="25"/>
+        </w:numPr>
         <w:spacing w:after="0" w:line="276" w:lineRule="auto"/>
         <w:rPr>
           <w:b/>
@@ -841,21 +885,19 @@
           <w:b/>
           <w:bCs/>
         </w:rPr>
-        <w:t xml:space="preserve">        Application Servers</w:t>
-      </w:r>
-      <w:r>
-        <w:rPr>
-          <w:b/>
-          <w:bCs/>
-        </w:rPr>
-        <w:tab/>
-      </w:r>
-      <w:r>
-        <w:t>Apache Tomcat, Nginx, NodeJS, IIS</w:t>
+        <w:t xml:space="preserve">Build and Test Tools: </w:t>
+      </w:r>
+      <w:r>
+        <w:t>Maven, Gradle, JUnit, Mockito, Jest, Test Utils</w:t>
       </w:r>
     </w:p>
     <w:p>
       <w:pPr>
+        <w:pStyle w:val="ListParagraph"/>
+        <w:numPr>
+          <w:ilvl w:val="0"/>
+          <w:numId w:val="25"/>
+        </w:numPr>
         <w:spacing w:after="0" w:line="276" w:lineRule="auto"/>
         <w:rPr>
           <w:b/>
@@ -867,95 +909,59 @@
           <w:b/>
           <w:bCs/>
         </w:rPr>
-        <w:t xml:space="preserve">        IDE</w:t>
-      </w:r>
-      <w:r>
-        <w:tab/>
-      </w:r>
-      <w:r>
-        <w:tab/>
-      </w:r>
-      <w:r>
-        <w:tab/>
-      </w:r>
-      <w:r>
-        <w:tab/>
-        <w:t xml:space="preserve">Eclipse 3.x, IntelliJ, Visual Studio Code, Rider, Data Grip, </w:t>
-      </w:r>
-      <w:proofErr w:type="spellStart"/>
-      <w:r>
-        <w:t>Dbeaver</w:t>
-      </w:r>
-      <w:proofErr w:type="spellEnd"/>
+        <w:t xml:space="preserve">Databases: </w:t>
+      </w:r>
+      <w:r>
+        <w:t>MySQL, PostgreSQL, MongoDB, Oracle, PL/SQL</w:t>
+      </w:r>
     </w:p>
     <w:p>
       <w:pPr>
+        <w:pStyle w:val="ListParagraph"/>
+        <w:numPr>
+          <w:ilvl w:val="0"/>
+          <w:numId w:val="25"/>
+        </w:numPr>
         <w:spacing w:after="0" w:line="276" w:lineRule="auto"/>
-        <w:rPr>
-          <w:b/>
-          <w:bCs/>
-        </w:rPr>
-      </w:pPr>
-      <w:r>
-        <w:rPr>
-          <w:b/>
-          <w:bCs/>
-        </w:rPr>
-        <w:t xml:space="preserve">        Build and Test Tools</w:t>
-      </w:r>
-      <w:r>
-        <w:rPr>
-          <w:b/>
-          <w:bCs/>
-        </w:rPr>
-        <w:tab/>
-      </w:r>
-      <w:r>
-        <w:t>Maven, Gradle, Junit, Mockito, Jest, Test Utils</w:t>
+      </w:pPr>
+      <w:r>
+        <w:rPr>
+          <w:b/>
+          <w:bCs/>
+        </w:rPr>
+        <w:t xml:space="preserve">Operating Systems: </w:t>
+      </w:r>
+      <w:r>
+        <w:t>Windows, MacOS, Linux</w:t>
       </w:r>
     </w:p>
     <w:p>
       <w:pPr>
+        <w:pStyle w:val="ListParagraph"/>
+        <w:numPr>
+          <w:ilvl w:val="0"/>
+          <w:numId w:val="25"/>
+        </w:numPr>
         <w:spacing w:after="0" w:line="276" w:lineRule="auto"/>
-        <w:rPr>
-          <w:b/>
-          <w:bCs/>
-        </w:rPr>
-      </w:pPr>
-      <w:r>
-        <w:rPr>
-          <w:b/>
-          <w:bCs/>
-        </w:rPr>
-        <w:t xml:space="preserve">        Databases</w:t>
-      </w:r>
-      <w:r>
-        <w:rPr>
-          <w:b/>
-          <w:bCs/>
-        </w:rPr>
-        <w:tab/>
-      </w:r>
-      <w:r>
-        <w:rPr>
-          <w:b/>
-          <w:bCs/>
-        </w:rPr>
-        <w:tab/>
-      </w:r>
-      <w:r>
-        <w:rPr>
-          <w:b/>
-          <w:bCs/>
-        </w:rPr>
-        <w:tab/>
-      </w:r>
-      <w:r>
-        <w:t>MySQL, PostgreSQL, MongoDB, Oracle, PL/SQL</w:t>
+      </w:pPr>
+      <w:r>
+        <w:rPr>
+          <w:b/>
+          <w:bCs/>
+        </w:rPr>
+        <w:t>Source Control</w:t>
+      </w:r>
+      <w:r>
+        <w:t xml:space="preserve">: Git, Git Extensions, Source Tree </w:t>
       </w:r>
     </w:p>
     <w:p>
       <w:pPr>
+        <w:pStyle w:val="ListParagraph"/>
+        <w:numPr>
+          <w:ilvl w:val="0"/>
+          <w:numId w:val="25"/>
+        </w:numPr>
         <w:spacing w:after="0" w:line="276" w:lineRule="auto"/>
       </w:pPr>
       <w:r>
@@ -963,332 +969,471 @@
           <w:b/>
           <w:bCs/>
         </w:rPr>
-        <w:t xml:space="preserve">        Operating Systems</w:t>
-      </w:r>
-      <w:r>
-        <w:rPr>
-          <w:b/>
-          <w:bCs/>
-        </w:rPr>
-        <w:tab/>
-      </w:r>
-      <w:r>
-        <w:rPr>
-          <w:b/>
-          <w:bCs/>
-        </w:rPr>
-        <w:tab/>
-      </w:r>
-      <w:r>
-        <w:t>Windows, MacOS, Linux</w:t>
+        <w:t>Cloud &amp; DevOps</w:t>
+      </w:r>
+      <w:r>
+        <w:t>:</w:t>
+      </w:r>
+      <w:r>
+        <w:t xml:space="preserve"> AWS, Docker, Kubernetes, Terraform, Swagger, GitHub Actions, GitLab CI/CD</w:t>
       </w:r>
     </w:p>
     <w:p>
       <w:pPr>
+        <w:pStyle w:val="ListParagraph"/>
+        <w:numPr>
+          <w:ilvl w:val="0"/>
+          <w:numId w:val="25"/>
+        </w:numPr>
         <w:spacing w:after="0" w:line="276" w:lineRule="auto"/>
       </w:pPr>
       <w:r>
-        <w:t xml:space="preserve">        </w:t>
-      </w:r>
-      <w:r>
-        <w:rPr>
-          <w:b/>
-          <w:bCs/>
-        </w:rPr>
-        <w:t>Source Control</w:t>
-      </w:r>
-      <w:r>
-        <w:tab/>
-      </w:r>
-      <w:r>
-        <w:tab/>
-        <w:t xml:space="preserve">Git, Git Extensions, Source Tree </w:t>
+        <w:rPr>
+          <w:b/>
+          <w:bCs/>
+        </w:rPr>
+        <w:t xml:space="preserve">Project Management: </w:t>
+      </w:r>
+      <w:r>
+        <w:t>Grafana,</w:t>
+      </w:r>
+      <w:r>
+        <w:rPr>
+          <w:b/>
+          <w:bCs/>
+        </w:rPr>
+        <w:t xml:space="preserve"> </w:t>
+      </w:r>
+      <w:r>
+        <w:t>GitLab, Confluence, Jira</w:t>
       </w:r>
     </w:p>
     <w:p>
       <w:pPr>
-        <w:spacing w:after="0" w:line="276" w:lineRule="auto"/>
-      </w:pPr>
-      <w:r>
-        <w:t xml:space="preserve">        </w:t>
-      </w:r>
-      <w:r>
-        <w:rPr>
-          <w:b/>
-          <w:bCs/>
-        </w:rPr>
-        <w:t>Deployment</w:t>
-      </w:r>
-      <w:r>
-        <w:rPr>
-          <w:b/>
-          <w:bCs/>
-        </w:rPr>
-        <w:tab/>
-      </w:r>
-      <w:r>
-        <w:rPr>
-          <w:b/>
-          <w:bCs/>
-        </w:rPr>
-        <w:tab/>
-      </w:r>
-      <w:r>
-        <w:t>Docker, Swagger, GitHub Actions, Gitlab CI/CD, Terraform, AWS</w:t>
-      </w:r>
+        <w:spacing w:after="0"/>
+        <w:rPr>
+          <w:b/>
+          <w:bCs/>
+          <w:sz w:val="14"/>
+          <w:szCs w:val="14"/>
+        </w:rPr>
+      </w:pPr>
     </w:p>
     <w:p>
       <w:pPr>
-        <w:spacing w:after="0" w:line="276" w:lineRule="auto"/>
-      </w:pPr>
-      <w:r>
-        <w:t xml:space="preserve">        </w:t>
-      </w:r>
-      <w:r>
-        <w:rPr>
-          <w:b/>
-          <w:bCs/>
-        </w:rPr>
-        <w:t>Project Management</w:t>
-      </w:r>
-      <w:r>
-        <w:rPr>
-          <w:b/>
-          <w:bCs/>
-        </w:rPr>
-        <w:tab/>
-      </w:r>
-      <w:r>
-        <w:t>GitLab, Confluence, Jira</w:t>
+        <w:spacing w:after="0"/>
+        <w:rPr>
+          <w:b/>
+          <w:bCs/>
+          <w:sz w:val="24"/>
+          <w:szCs w:val="24"/>
+        </w:rPr>
+      </w:pPr>
+      <w:r>
+        <w:rPr>
+          <w:b/>
+          <w:bCs/>
+          <w:sz w:val="24"/>
+          <w:szCs w:val="24"/>
+        </w:rPr>
+        <w:t>C</w:t>
+      </w:r>
+      <w:r>
+        <w:rPr>
+          <w:b/>
+          <w:bCs/>
+          <w:sz w:val="24"/>
+          <w:szCs w:val="24"/>
+        </w:rPr>
+        <w:t>E</w:t>
+      </w:r>
+      <w:r>
+        <w:rPr>
+          <w:b/>
+          <w:bCs/>
+          <w:sz w:val="24"/>
+          <w:szCs w:val="24"/>
+        </w:rPr>
+        <w:t>RTIFICATIONS</w:t>
       </w:r>
     </w:p>
     <w:p>
       <w:pPr>
-        <w:spacing w:after="0"/>
-        <w:rPr>
-          <w:b/>
-          <w:bCs/>
-        </w:rPr>
-      </w:pPr>
+        <w:pStyle w:val="ListParagraph"/>
+        <w:numPr>
+          <w:ilvl w:val="0"/>
+          <w:numId w:val="25"/>
+        </w:numPr>
+        <w:spacing w:after="0" w:line="276" w:lineRule="auto"/>
+      </w:pPr>
+      <w:r>
+        <w:rPr>
+          <w:b/>
+          <w:bCs/>
+        </w:rPr>
+        <w:t>AWS Certified Solutions Architect</w:t>
+      </w:r>
+      <w:r>
+        <w:t xml:space="preserve"> – AWS</w:t>
+      </w:r>
+      <w:r>
+        <w:t xml:space="preserve">, </w:t>
+      </w:r>
+      <w:r>
+        <w:t>Terraform – LinkedIn</w:t>
+      </w:r>
+      <w:r>
+        <w:t xml:space="preserve">, </w:t>
+      </w:r>
+      <w:r>
+        <w:t>Solutions Architect Knowledge Badge – AWS</w:t>
+      </w:r>
+      <w:r>
+        <w:t xml:space="preserve">, </w:t>
+      </w:r>
+      <w:r>
+        <w:t>Generative AI – Udemy</w:t>
+      </w:r>
+      <w:r>
+        <w:t xml:space="preserve">, </w:t>
+      </w:r>
+      <w:r>
+        <w:t>MERN Stack – LinkedIn</w:t>
+      </w:r>
+      <w:r>
+        <w:t xml:space="preserve">, </w:t>
+      </w:r>
+      <w:r>
+        <w:t xml:space="preserve">React – </w:t>
+      </w:r>
+      <w:proofErr w:type="spellStart"/>
+      <w:r>
+        <w:t>TestDome</w:t>
+      </w:r>
+      <w:proofErr w:type="spellEnd"/>
+      <w:r>
+        <w:t xml:space="preserve">, </w:t>
+      </w:r>
+      <w:r>
+        <w:t>Project Management – Microsoft</w:t>
+      </w:r>
     </w:p>
     <w:p>
       <w:pPr>
+        <w:pStyle w:val="ListParagraph"/>
+        <w:spacing w:after="0" w:line="276" w:lineRule="auto"/>
+        <w:ind w:left="360"/>
+        <w:rPr>
+          <w:sz w:val="14"/>
+          <w:szCs w:val="14"/>
+        </w:rPr>
+      </w:pPr>
+    </w:p>
+    <w:p>
+      <w:pPr>
         <w:spacing w:after="0"/>
         <w:rPr>
-          <w:b/>
-          <w:bCs/>
+          <w:rFonts w:asciiTheme="minorHAnsi" w:hAnsiTheme="minorHAnsi" w:cstheme="minorHAnsi"/>
           <w:sz w:val="24"/>
           <w:szCs w:val="24"/>
         </w:rPr>
-        <w:sectPr>
-          <w:pgSz w:w="11906" w:h="16838"/>
-          <w:pgMar w:top="630" w:right="720" w:bottom="270" w:left="720" w:header="720" w:footer="720" w:gutter="0"/>
-          <w:pgNumType w:start="1"/>
-          <w:cols w:space="720"/>
-        </w:sectPr>
-      </w:pPr>
-      <w:r>
-        <w:rPr>
+      </w:pPr>
+      <w:r>
+        <w:rPr>
+          <w:rFonts w:asciiTheme="minorHAnsi" w:hAnsiTheme="minorHAnsi" w:cstheme="minorHAnsi"/>
           <w:b/>
           <w:bCs/>
           <w:sz w:val="24"/>
           <w:szCs w:val="24"/>
         </w:rPr>
-        <w:t>CERTIFICATIONS/BADGES</w:t>
+        <w:t>Software Engineer | SK Battery America | May 2024 - Present, Stanton, TN</w:t>
       </w:r>
     </w:p>
     <w:p>
       <w:pPr>
+        <w:pStyle w:val="ListParagraph"/>
         <w:numPr>
           <w:ilvl w:val="0"/>
-          <w:numId w:val="4"/>
+          <w:numId w:val="27"/>
         </w:numPr>
         <w:spacing w:after="0"/>
-        <w:rPr>
-          <w:b/>
-          <w:bCs/>
-        </w:rPr>
-      </w:pPr>
-      <w:r>
-        <w:rPr>
-          <w:b/>
-          <w:bCs/>
-        </w:rPr>
-        <w:t xml:space="preserve">AWS Certified Solutions Architect </w:t>
+      </w:pPr>
+      <w:r>
+        <w:t xml:space="preserve">Designed and developed </w:t>
+      </w:r>
+      <w:r>
+        <w:rPr>
+          <w:b/>
+          <w:bCs/>
+        </w:rPr>
+        <w:t>modular</w:t>
+      </w:r>
+      <w:r>
+        <w:t xml:space="preserve">, responsive user interfaces using </w:t>
+      </w:r>
+      <w:r>
+        <w:rPr>
+          <w:b/>
+          <w:bCs/>
+        </w:rPr>
+        <w:t>React</w:t>
+      </w:r>
+      <w:r>
+        <w:t xml:space="preserve">, HTML5, SCSS/SASS, JavaScript, and </w:t>
+      </w:r>
+      <w:r>
+        <w:rPr>
+          <w:b/>
+          <w:bCs/>
+        </w:rPr>
+        <w:t>Bootstrap</w:t>
+      </w:r>
+      <w:r>
+        <w:t>, supporting real-time facility and manufacturing dashboards.</w:t>
       </w:r>
     </w:p>
     <w:p>
       <w:pPr>
+        <w:pStyle w:val="ListParagraph"/>
         <w:numPr>
           <w:ilvl w:val="0"/>
-          <w:numId w:val="4"/>
+          <w:numId w:val="27"/>
         </w:numPr>
         <w:spacing w:after="0"/>
-        <w:rPr>
-          <w:b/>
-          <w:bCs/>
-        </w:rPr>
-      </w:pPr>
-      <w:r>
-        <w:rPr>
-          <w:b/>
-          <w:bCs/>
-        </w:rPr>
-        <w:t>Terraform</w:t>
-      </w:r>
-      <w:r>
-        <w:t xml:space="preserve"> (</w:t>
+      </w:pPr>
+      <w:r>
+        <w:t xml:space="preserve">Implemented </w:t>
       </w:r>
       <w:proofErr w:type="spellStart"/>
       <w:r>
-        <w:t>Linkedin</w:t>
+        <w:rPr>
+          <w:b/>
+          <w:bCs/>
+        </w:rPr>
+        <w:t>SignalR</w:t>
       </w:r>
       <w:proofErr w:type="spellEnd"/>
       <w:r>
-        <w:t>)</w:t>
+        <w:t xml:space="preserve"> </w:t>
+      </w:r>
+      <w:r>
+        <w:t xml:space="preserve">based real-time communication, pushing live equipment data and alerts to dashboards, </w:t>
+      </w:r>
+      <w:r>
+        <w:rPr>
+          <w:b/>
+          <w:bCs/>
+        </w:rPr>
+        <w:t>reducing response time to production issues by 40%.</w:t>
       </w:r>
     </w:p>
     <w:p>
       <w:pPr>
+        <w:pStyle w:val="ListParagraph"/>
         <w:numPr>
           <w:ilvl w:val="0"/>
-          <w:numId w:val="4"/>
+          <w:numId w:val="27"/>
         </w:numPr>
         <w:spacing w:after="0"/>
-        <w:rPr>
-          <w:b/>
-          <w:bCs/>
-        </w:rPr>
-      </w:pPr>
-      <w:r>
-        <w:t>Solutions Architect Knowledge Badge Readiness Path</w:t>
-      </w:r>
-      <w:r>
+      </w:pPr>
+      <w:r>
+        <w:t xml:space="preserve">Led end-to-end </w:t>
+      </w:r>
+      <w:r>
+        <w:rPr>
+          <w:b/>
+          <w:bCs/>
+        </w:rPr>
+        <w:t>SDLC</w:t>
+      </w:r>
+      <w:r>
+        <w:t xml:space="preserve"> for </w:t>
+      </w:r>
+      <w:r>
+        <w:rPr>
+          <w:b/>
+          <w:bCs/>
+        </w:rPr>
+        <w:t>Facility Monitoring System</w:t>
+      </w:r>
+      <w:r>
+        <w:rPr>
+          <w:b/>
+          <w:bCs/>
+        </w:rPr>
         <w:t xml:space="preserve"> </w:t>
       </w:r>
       <w:r>
-        <w:t>(AWS)</w:t>
+        <w:rPr>
+          <w:b/>
+          <w:bCs/>
+        </w:rPr>
+        <w:t>(FMS)</w:t>
+      </w:r>
+      <w:r>
+        <w:t xml:space="preserve"> enterprise applications using </w:t>
+      </w:r>
+      <w:r>
+        <w:rPr>
+          <w:b/>
+          <w:bCs/>
+        </w:rPr>
+        <w:t>Java</w:t>
+      </w:r>
+      <w:r>
+        <w:t xml:space="preserve">, </w:t>
+      </w:r>
+      <w:r>
+        <w:rPr>
+          <w:b/>
+          <w:bCs/>
+        </w:rPr>
+        <w:t>ASP.NET MVC</w:t>
+      </w:r>
+      <w:r>
+        <w:t xml:space="preserve"> and </w:t>
+      </w:r>
+      <w:r>
+        <w:rPr>
+          <w:b/>
+          <w:bCs/>
+        </w:rPr>
+        <w:t>Oracle</w:t>
+      </w:r>
+      <w:r>
+        <w:t xml:space="preserve">, delivering scalable production solutions for facility monitoring, achieving </w:t>
+      </w:r>
+      <w:r>
+        <w:rPr>
+          <w:b/>
+          <w:bCs/>
+        </w:rPr>
+        <w:t>99.9% system uptime</w:t>
+      </w:r>
+      <w:r>
+        <w:t>.</w:t>
       </w:r>
     </w:p>
     <w:p>
       <w:pPr>
+        <w:pStyle w:val="ListParagraph"/>
         <w:numPr>
           <w:ilvl w:val="0"/>
-          <w:numId w:val="4"/>
+          <w:numId w:val="27"/>
         </w:numPr>
         <w:spacing w:after="0"/>
-        <w:rPr>
-          <w:b/>
-          <w:bCs/>
-        </w:rPr>
-      </w:pPr>
-      <w:r>
-        <w:rPr>
-          <w:b/>
-          <w:bCs/>
-        </w:rPr>
-        <w:t>Generative AI</w:t>
-      </w:r>
-      <w:r>
-        <w:rPr>
-          <w:b/>
-          <w:bCs/>
-        </w:rPr>
-        <w:t xml:space="preserve"> </w:t>
-      </w:r>
-      <w:r>
-        <w:t>(Udemy)</w:t>
+      </w:pPr>
+      <w:r>
+        <w:t xml:space="preserve">Contributed to the design and delivery of a </w:t>
+      </w:r>
+      <w:r>
+        <w:rPr>
+          <w:b/>
+          <w:bCs/>
+        </w:rPr>
+        <w:t>Manufacturing Execution System (MES)</w:t>
+      </w:r>
+      <w:r>
+        <w:t xml:space="preserve"> for module process in battery manufacturing, real-time tracking of production workflows, equipment status, and quality parameters, improving </w:t>
+      </w:r>
+      <w:r>
+        <w:rPr>
+          <w:b/>
+          <w:bCs/>
+        </w:rPr>
+        <w:t>operational visibility by 30%.</w:t>
       </w:r>
     </w:p>
     <w:p>
       <w:pPr>
+        <w:pStyle w:val="ListParagraph"/>
         <w:numPr>
           <w:ilvl w:val="0"/>
-          <w:numId w:val="4"/>
+          <w:numId w:val="27"/>
         </w:numPr>
         <w:spacing w:after="0"/>
-        <w:rPr>
-          <w:b/>
-          <w:bCs/>
-        </w:rPr>
-      </w:pPr>
-      <w:r>
-        <w:rPr>
-          <w:b/>
-          <w:bCs/>
-        </w:rPr>
-        <w:t>MERN</w:t>
-      </w:r>
-      <w:r>
-        <w:t xml:space="preserve"> Stack (</w:t>
-      </w:r>
-      <w:proofErr w:type="spellStart"/>
-      <w:r>
-        <w:t>Linkedin</w:t>
-      </w:r>
-      <w:proofErr w:type="spellEnd"/>
-      <w:r>
-        <w:t>)</w:t>
+      </w:pPr>
+      <w:r>
+        <w:t xml:space="preserve">Built admin dashboards for device management and monitoring, integrating </w:t>
+      </w:r>
+      <w:r>
+        <w:rPr>
+          <w:b/>
+          <w:bCs/>
+        </w:rPr>
+        <w:t>Log4js</w:t>
+      </w:r>
+      <w:r>
+        <w:t xml:space="preserve"> logging and downtime analytics to identify recurring equipment failures, </w:t>
+      </w:r>
+      <w:r>
+        <w:rPr>
+          <w:b/>
+          <w:bCs/>
+        </w:rPr>
+        <w:t>reducing unplanned production stoppages by 15–20%.</w:t>
       </w:r>
     </w:p>
     <w:p>
       <w:pPr>
+        <w:pStyle w:val="ListParagraph"/>
         <w:numPr>
           <w:ilvl w:val="0"/>
-          <w:numId w:val="4"/>
+          <w:numId w:val="27"/>
         </w:numPr>
         <w:spacing w:after="0"/>
-        <w:rPr>
-          <w:b/>
-          <w:bCs/>
-        </w:rPr>
-      </w:pPr>
-      <w:r>
-        <w:rPr>
-          <w:b/>
-          <w:bCs/>
-        </w:rPr>
-        <w:t>React</w:t>
-      </w:r>
-      <w:r>
-        <w:t xml:space="preserve"> (</w:t>
-      </w:r>
-      <w:proofErr w:type="spellStart"/>
-      <w:r>
-        <w:t>TestDome</w:t>
-      </w:r>
-      <w:proofErr w:type="spellEnd"/>
-      <w:r>
-        <w:t>)</w:t>
+      </w:pPr>
+      <w:r>
+        <w:t xml:space="preserve">Optimized backend performance and deployment by developing </w:t>
+      </w:r>
+      <w:r>
+        <w:rPr>
+          <w:b/>
+          <w:bCs/>
+        </w:rPr>
+        <w:t>PL/SQL stored procedures</w:t>
+      </w:r>
+      <w:r>
+        <w:t xml:space="preserve">, tuning </w:t>
+      </w:r>
+      <w:r>
+        <w:rPr>
+          <w:b/>
+          <w:bCs/>
+        </w:rPr>
+        <w:t>Oracle queries</w:t>
+      </w:r>
+      <w:r>
+        <w:t xml:space="preserve">, and managing </w:t>
+      </w:r>
+      <w:r>
+        <w:rPr>
+          <w:b/>
+          <w:bCs/>
+        </w:rPr>
+        <w:t>IIS</w:t>
+      </w:r>
+      <w:r>
+        <w:t xml:space="preserve"> </w:t>
+      </w:r>
+      <w:r>
+        <w:t>based deployments, improving data processing and reporting</w:t>
+      </w:r>
+      <w:r>
+        <w:t>.</w:t>
       </w:r>
     </w:p>
     <w:p>
       <w:pPr>
+        <w:pStyle w:val="ListParagraph"/>
         <w:numPr>
           <w:ilvl w:val="0"/>
-          <w:numId w:val="4"/>
+          <w:numId w:val="27"/>
         </w:numPr>
         <w:spacing w:after="0"/>
-        <w:rPr>
-          <w:b/>
-          <w:bCs/>
-        </w:rPr>
-        <w:sectPr>
-          <w:type w:val="continuous"/>
-          <w:pgSz w:w="11906" w:h="16838"/>
-          <w:pgMar w:top="630" w:right="720" w:bottom="270" w:left="720" w:header="720" w:footer="720" w:gutter="0"/>
-          <w:pgNumType w:start="1"/>
-          <w:cols w:num="2" w:space="720" w:equalWidth="0">
-            <w:col w:w="4873" w:space="720"/>
-            <w:col w:w="4873" w:space="0"/>
-          </w:cols>
-        </w:sectPr>
-      </w:pPr>
-      <w:r>
-        <w:t>Project Management (Microsoft</w:t>
-      </w:r>
-      <w:r>
-        <w:t>)</w:t>
+      </w:pPr>
+      <w:r>
+        <w:t>Strengthened code quality and team productivity by mentoring junior developers, enforcing Git best practices, and collaborating in Agile/Scrum teams to deliver features on schedule.</w:t>
       </w:r>
     </w:p>
     <w:p>
@@ -1297,306 +1442,20 @@
         <w:rPr>
           <w:b/>
           <w:bCs/>
-        </w:rPr>
-        <w:sectPr>
-          <w:type w:val="continuous"/>
-          <w:pgSz w:w="11906" w:h="16838"/>
-          <w:pgMar w:top="630" w:right="720" w:bottom="270" w:left="720" w:header="720" w:footer="720" w:gutter="0"/>
-          <w:pgNumType w:start="1"/>
-          <w:cols w:num="2" w:space="720" w:equalWidth="0">
-            <w:col w:w="4873" w:space="720"/>
-            <w:col w:w="4873" w:space="0"/>
-          </w:cols>
-        </w:sectPr>
+          <w:sz w:val="24"/>
+          <w:szCs w:val="24"/>
+        </w:rPr>
       </w:pPr>
     </w:p>
     <w:p>
       <w:pPr>
         <w:spacing w:after="0"/>
-      </w:pPr>
-      <w:r>
         <w:rPr>
           <w:b/>
           <w:bCs/>
           <w:sz w:val="24"/>
           <w:szCs w:val="24"/>
         </w:rPr>
-        <w:t>Software Engineer | SK Battery America | May 2024 - Present, Stanton, TN</w:t>
-      </w:r>
-    </w:p>
-    <w:p>
-      <w:pPr>
-        <w:numPr>
-          <w:ilvl w:val="0"/>
-          <w:numId w:val="1"/>
-        </w:numPr>
-        <w:spacing w:after="0"/>
-      </w:pPr>
-      <w:r>
-        <w:t xml:space="preserve">Designed and developed </w:t>
-      </w:r>
-      <w:r>
-        <w:rPr>
-          <w:b/>
-          <w:bCs/>
-        </w:rPr>
-        <w:t>modular</w:t>
-      </w:r>
-      <w:r>
-        <w:t xml:space="preserve">, responsive user interfaces using </w:t>
-      </w:r>
-      <w:r>
-        <w:rPr>
-          <w:b/>
-          <w:bCs/>
-        </w:rPr>
-        <w:t>React</w:t>
-      </w:r>
-      <w:r>
-        <w:t xml:space="preserve">, HTML5, SCSS/SASS, JavaScript, and </w:t>
-      </w:r>
-      <w:r>
-        <w:rPr>
-          <w:b/>
-          <w:bCs/>
-        </w:rPr>
-        <w:t>Bootstrap</w:t>
-      </w:r>
-      <w:r>
-        <w:t>, supporting real-time facility and manufacturing dashboards.</w:t>
-      </w:r>
-    </w:p>
-    <w:p>
-      <w:pPr>
-        <w:numPr>
-          <w:ilvl w:val="0"/>
-          <w:numId w:val="1"/>
-        </w:numPr>
-        <w:spacing w:after="0"/>
-      </w:pPr>
-      <w:r>
-        <w:t xml:space="preserve">Implemented </w:t>
-      </w:r>
-      <w:proofErr w:type="spellStart"/>
-      <w:r>
-        <w:rPr>
-          <w:b/>
-          <w:bCs/>
-        </w:rPr>
-        <w:t>SignalR</w:t>
-      </w:r>
-      <w:proofErr w:type="spellEnd"/>
-      <w:r>
-        <w:t xml:space="preserve"> </w:t>
-      </w:r>
-      <w:r>
-        <w:t xml:space="preserve">based real-time communication, pushing live equipment data and alerts to dashboards, </w:t>
-      </w:r>
-      <w:r>
-        <w:rPr>
-          <w:b/>
-          <w:bCs/>
-        </w:rPr>
-        <w:t>reducing response time to production issues by 40%.</w:t>
-      </w:r>
-    </w:p>
-    <w:p>
-      <w:pPr>
-        <w:numPr>
-          <w:ilvl w:val="0"/>
-          <w:numId w:val="1"/>
-        </w:numPr>
-        <w:spacing w:after="0"/>
-      </w:pPr>
-      <w:r>
-        <w:t xml:space="preserve">Led end-to-end </w:t>
-      </w:r>
-      <w:r>
-        <w:rPr>
-          <w:b/>
-          <w:bCs/>
-        </w:rPr>
-        <w:t>SDLC</w:t>
-      </w:r>
-      <w:r>
-        <w:t xml:space="preserve"> for </w:t>
-      </w:r>
-      <w:r>
-        <w:rPr>
-          <w:b/>
-          <w:bCs/>
-        </w:rPr>
-        <w:t>Facility Monitoring System</w:t>
-      </w:r>
-      <w:r>
-        <w:rPr>
-          <w:b/>
-          <w:bCs/>
-        </w:rPr>
-        <w:t xml:space="preserve"> </w:t>
-      </w:r>
-      <w:r>
-        <w:rPr>
-          <w:b/>
-          <w:bCs/>
-        </w:rPr>
-        <w:t>(FMS)</w:t>
-      </w:r>
-      <w:r>
-        <w:t xml:space="preserve"> enterprise applications using </w:t>
-      </w:r>
-      <w:r>
-        <w:rPr>
-          <w:b/>
-          <w:bCs/>
-        </w:rPr>
-        <w:t>ASP.NET MVC</w:t>
-      </w:r>
-      <w:r>
-        <w:t xml:space="preserve"> and </w:t>
-      </w:r>
-      <w:r>
-        <w:rPr>
-          <w:b/>
-          <w:bCs/>
-        </w:rPr>
-        <w:t>Oracle</w:t>
-      </w:r>
-      <w:r>
-        <w:t xml:space="preserve">, delivering scalable production solutions for facility monitoring, achieving </w:t>
-      </w:r>
-      <w:r>
-        <w:rPr>
-          <w:b/>
-          <w:bCs/>
-        </w:rPr>
-        <w:t>99.9% system uptime</w:t>
-      </w:r>
-      <w:r>
-        <w:t>.</w:t>
-      </w:r>
-    </w:p>
-    <w:p>
-      <w:pPr>
-        <w:numPr>
-          <w:ilvl w:val="0"/>
-          <w:numId w:val="1"/>
-        </w:numPr>
-        <w:spacing w:after="0"/>
-      </w:pPr>
-      <w:r>
-        <w:t xml:space="preserve">Contributed to the design and delivery of a </w:t>
-      </w:r>
-      <w:r>
-        <w:rPr>
-          <w:b/>
-          <w:bCs/>
-        </w:rPr>
-        <w:t>Manufacturing Execution System (MES)</w:t>
-      </w:r>
-      <w:r>
-        <w:t xml:space="preserve"> for module process in battery manufacturing, real-time tracking of production workflows, equipment status, and quality parameters, improving </w:t>
-      </w:r>
-      <w:r>
-        <w:rPr>
-          <w:b/>
-          <w:bCs/>
-        </w:rPr>
-        <w:t>operational visibility by 30%.</w:t>
-      </w:r>
-    </w:p>
-    <w:p>
-      <w:pPr>
-        <w:numPr>
-          <w:ilvl w:val="0"/>
-          <w:numId w:val="1"/>
-        </w:numPr>
-        <w:spacing w:after="0"/>
-      </w:pPr>
-      <w:r>
-        <w:t xml:space="preserve">Built admin dashboards for device management and monitoring, integrating </w:t>
-      </w:r>
-      <w:r>
-        <w:rPr>
-          <w:b/>
-          <w:bCs/>
-        </w:rPr>
-        <w:t>Log4js</w:t>
-      </w:r>
-      <w:r>
-        <w:t xml:space="preserve"> logging and downtime analytics to identify recurring equipment failures, </w:t>
-      </w:r>
-      <w:r>
-        <w:rPr>
-          <w:b/>
-          <w:bCs/>
-        </w:rPr>
-        <w:t>reducing unplanned production stoppages by 15–20%.</w:t>
-      </w:r>
-    </w:p>
-    <w:p>
-      <w:pPr>
-        <w:numPr>
-          <w:ilvl w:val="0"/>
-          <w:numId w:val="1"/>
-        </w:numPr>
-        <w:spacing w:after="0"/>
-      </w:pPr>
-      <w:r>
-        <w:t xml:space="preserve">Optimized backend performance and deployment by developing </w:t>
-      </w:r>
-      <w:r>
-        <w:rPr>
-          <w:b/>
-          <w:bCs/>
-        </w:rPr>
-        <w:t>PL/SQL stored procedures</w:t>
-      </w:r>
-      <w:r>
-        <w:t xml:space="preserve">, tuning </w:t>
-      </w:r>
-      <w:r>
-        <w:rPr>
-          <w:b/>
-          <w:bCs/>
-        </w:rPr>
-        <w:t>Oracle queries</w:t>
-      </w:r>
-      <w:r>
-        <w:t xml:space="preserve">, and managing </w:t>
-      </w:r>
-      <w:r>
-        <w:rPr>
-          <w:b/>
-          <w:bCs/>
-        </w:rPr>
-        <w:t>IIS</w:t>
-      </w:r>
-      <w:r>
-        <w:t xml:space="preserve"> </w:t>
-      </w:r>
-      <w:r>
-        <w:t>based deployments, improving data processing and reporting</w:t>
-      </w:r>
-      <w:r>
-        <w:t>.</w:t>
-      </w:r>
-    </w:p>
-    <w:p>
-      <w:pPr>
-        <w:numPr>
-          <w:ilvl w:val="0"/>
-          <w:numId w:val="1"/>
-        </w:numPr>
-        <w:spacing w:after="0"/>
-      </w:pPr>
-      <w:r>
-        <w:t>Strengthened code quality and team productivity by mentoring junior developers, enforcing Git best practices, and collaborating in Agile/Scrum teams to deliver features on schedule.</w:t>
-      </w:r>
-    </w:p>
-    <w:p>
-      <w:pPr>
-        <w:spacing w:after="0"/>
       </w:pPr>
     </w:p>
     <w:p>
@@ -1621,14 +1480,15 @@
     </w:p>
     <w:p>
       <w:pPr>
+        <w:pStyle w:val="ListParagraph"/>
         <w:numPr>
           <w:ilvl w:val="0"/>
-          <w:numId w:val="1"/>
+          <w:numId w:val="34"/>
         </w:numPr>
         <w:spacing w:after="0"/>
       </w:pPr>
       <w:r>
-        <w:t xml:space="preserve">Involved in various phases of </w:t>
+        <w:t xml:space="preserve">Participated in full </w:t>
       </w:r>
       <w:r>
         <w:rPr>
@@ -1638,22 +1498,20 @@
         <w:t>Software Development Life Cycle (SDLC</w:t>
       </w:r>
       <w:r>
-        <w:t>), including requirements gathering, modeling, analysis, architecture design, prototyping, developing and testing.</w:t>
+        <w:t>), including requirements gathering, design, analysis, design, development, testing, and deployment.</w:t>
       </w:r>
     </w:p>
     <w:p>
       <w:pPr>
+        <w:pStyle w:val="ListParagraph"/>
         <w:numPr>
           <w:ilvl w:val="0"/>
-          <w:numId w:val="1"/>
+          <w:numId w:val="34"/>
         </w:numPr>
         <w:spacing w:after="0"/>
       </w:pPr>
       <w:r>
-        <w:t xml:space="preserve">Developed and designed </w:t>
-      </w:r>
-      <w:r>
-        <w:t xml:space="preserve">responsive, user centric </w:t>
+        <w:t xml:space="preserve">Developed and designed responsive, user centric </w:t>
       </w:r>
       <w:r>
         <w:rPr>
@@ -1670,7 +1528,7 @@
           <w:b/>
           <w:bCs/>
         </w:rPr>
-        <w:t xml:space="preserve">HTML5, CSS3/ SASS, JavaScript, </w:t>
+        <w:t xml:space="preserve">HTML5, CSS3/SASS, JavaScript, </w:t>
       </w:r>
       <w:proofErr w:type="spellStart"/>
       <w:r>
@@ -1734,7 +1592,21 @@
           <w:b/>
           <w:bCs/>
         </w:rPr>
-        <w:t>, Node.JS and Bootstrap</w:t>
+        <w:t>, Node.</w:t>
+      </w:r>
+      <w:r>
+        <w:rPr>
+          <w:b/>
+          <w:bCs/>
+        </w:rPr>
+        <w:t>js</w:t>
+      </w:r>
+      <w:r>
+        <w:rPr>
+          <w:b/>
+          <w:bCs/>
+        </w:rPr>
+        <w:t xml:space="preserve"> and Bootstrap</w:t>
       </w:r>
       <w:r>
         <w:t>.</w:t>
@@ -1742,9 +1614,10 @@
     </w:p>
     <w:p>
       <w:pPr>
+        <w:pStyle w:val="ListParagraph"/>
         <w:numPr>
           <w:ilvl w:val="0"/>
-          <w:numId w:val="1"/>
+          <w:numId w:val="34"/>
         </w:numPr>
         <w:spacing w:after="0"/>
       </w:pPr>
@@ -1841,9 +1714,10 @@
     </w:p>
     <w:p>
       <w:pPr>
+        <w:pStyle w:val="ListParagraph"/>
         <w:numPr>
           <w:ilvl w:val="0"/>
-          <w:numId w:val="1"/>
+          <w:numId w:val="34"/>
         </w:numPr>
         <w:spacing w:after="0"/>
       </w:pPr>
@@ -1855,7 +1729,21 @@
           <w:b/>
           <w:bCs/>
         </w:rPr>
-        <w:t>internalization/localization</w:t>
+        <w:t>interna</w:t>
+      </w:r>
+      <w:r>
+        <w:rPr>
+          <w:b/>
+          <w:bCs/>
+        </w:rPr>
+        <w:t>tiona</w:t>
+      </w:r>
+      <w:r>
+        <w:rPr>
+          <w:b/>
+          <w:bCs/>
+        </w:rPr>
+        <w:t>lization/localization</w:t>
       </w:r>
       <w:r>
         <w:t xml:space="preserve"> for user interaction, expanding accessibility and user engagement.</w:t>
@@ -1863,9 +1751,10 @@
     </w:p>
     <w:p>
       <w:pPr>
+        <w:pStyle w:val="ListParagraph"/>
         <w:numPr>
           <w:ilvl w:val="0"/>
-          <w:numId w:val="1"/>
+          <w:numId w:val="34"/>
         </w:numPr>
         <w:spacing w:after="0"/>
       </w:pPr>
@@ -1903,7 +1792,14 @@
           <w:b/>
           <w:bCs/>
         </w:rPr>
-        <w:t>JavaScript, NodeJS</w:t>
+        <w:t xml:space="preserve">JavaScript, </w:t>
+      </w:r>
+      <w:r>
+        <w:rPr>
+          <w:b/>
+          <w:bCs/>
+        </w:rPr>
+        <w:t>Node.js</w:t>
       </w:r>
       <w:r>
         <w:t xml:space="preserve">, and published them to the internal </w:t>
@@ -1914,10 +1810,7 @@
       </w:r>
       <w:proofErr w:type="spellEnd"/>
       <w:r>
-        <w:t xml:space="preserve"> registry</w:t>
-      </w:r>
-      <w:r>
-        <w:t xml:space="preserve">, </w:t>
+        <w:t xml:space="preserve"> registry, </w:t>
       </w:r>
       <w:r>
         <w:rPr>
@@ -1932,14 +1825,15 @@
     </w:p>
     <w:p>
       <w:pPr>
+        <w:pStyle w:val="ListParagraph"/>
         <w:numPr>
           <w:ilvl w:val="0"/>
-          <w:numId w:val="1"/>
+          <w:numId w:val="34"/>
         </w:numPr>
         <w:spacing w:after="0"/>
       </w:pPr>
       <w:r>
-        <w:t xml:space="preserve">Design and implement multiple enterprise applications using </w:t>
+        <w:t xml:space="preserve">Designed and implemented enterprise applications using </w:t>
       </w:r>
       <w:r>
         <w:rPr>
@@ -1954,9 +1848,10 @@
     </w:p>
     <w:p>
       <w:pPr>
+        <w:pStyle w:val="ListParagraph"/>
         <w:numPr>
           <w:ilvl w:val="0"/>
-          <w:numId w:val="1"/>
+          <w:numId w:val="34"/>
         </w:numPr>
         <w:spacing w:after="0"/>
       </w:pPr>
@@ -2003,9 +1898,10 @@
     </w:p>
     <w:p>
       <w:pPr>
+        <w:pStyle w:val="ListParagraph"/>
         <w:numPr>
           <w:ilvl w:val="0"/>
-          <w:numId w:val="1"/>
+          <w:numId w:val="34"/>
         </w:numPr>
         <w:spacing w:after="0"/>
       </w:pPr>
@@ -2035,14 +1931,15 @@
     </w:p>
     <w:p>
       <w:pPr>
+        <w:pStyle w:val="ListParagraph"/>
         <w:numPr>
           <w:ilvl w:val="0"/>
-          <w:numId w:val="1"/>
+          <w:numId w:val="34"/>
         </w:numPr>
         <w:spacing w:after="0"/>
       </w:pPr>
       <w:r>
-        <w:t xml:space="preserve">Used ORM tool </w:t>
+        <w:t xml:space="preserve">Developed data access layers using </w:t>
       </w:r>
       <w:r>
         <w:rPr>
@@ -2052,120 +1949,137 @@
         <w:t>Hibernate</w:t>
       </w:r>
       <w:r>
-        <w:t xml:space="preserve"> along with spring framework to deal with database operations. Involved in development of </w:t>
-      </w:r>
-      <w:r>
-        <w:rPr>
-          <w:b/>
-          <w:bCs/>
-        </w:rPr>
-        <w:t>POJO</w:t>
-      </w:r>
-      <w:r>
-        <w:t xml:space="preserve"> classes and writing </w:t>
-      </w:r>
-      <w:r>
-        <w:rPr>
-          <w:b/>
-          <w:bCs/>
-        </w:rPr>
-        <w:t>Hibernate query language (HQL)</w:t>
-      </w:r>
-      <w:r>
-        <w:t xml:space="preserve"> queries.</w:t>
+        <w:t xml:space="preserve"> and Spring Data JPA, optimizing database interactions and query performance.</w:t>
       </w:r>
     </w:p>
     <w:p>
       <w:pPr>
+        <w:pStyle w:val="ListParagraph"/>
         <w:numPr>
           <w:ilvl w:val="0"/>
-          <w:numId w:val="1"/>
+          <w:numId w:val="34"/>
         </w:numPr>
         <w:spacing w:after="0"/>
       </w:pPr>
       <w:r>
-        <w:t xml:space="preserve">Used </w:t>
-      </w:r>
-      <w:r>
-        <w:rPr>
-          <w:b/>
-          <w:bCs/>
-        </w:rPr>
-        <w:t>Log4j</w:t>
-      </w:r>
-      <w:r>
-        <w:t xml:space="preserve"> to capture the log that includes runtime exceptions.</w:t>
+        <w:t xml:space="preserve">Developed </w:t>
+      </w:r>
+      <w:r>
+        <w:rPr>
+          <w:b/>
+          <w:bCs/>
+        </w:rPr>
+        <w:t>Jest, Test Utils,</w:t>
+      </w:r>
+      <w:r>
+        <w:t xml:space="preserve"> </w:t>
+      </w:r>
+      <w:r>
+        <w:rPr>
+          <w:b/>
+          <w:bCs/>
+        </w:rPr>
+        <w:t>J</w:t>
+      </w:r>
+      <w:r>
+        <w:rPr>
+          <w:b/>
+          <w:bCs/>
+        </w:rPr>
+        <w:t>U</w:t>
+      </w:r>
+      <w:r>
+        <w:rPr>
+          <w:b/>
+          <w:bCs/>
+        </w:rPr>
+        <w:t>nit,</w:t>
+      </w:r>
+      <w:r>
+        <w:t xml:space="preserve"> and </w:t>
+      </w:r>
+      <w:r>
+        <w:rPr>
+          <w:b/>
+          <w:bCs/>
+        </w:rPr>
+        <w:t>Mockito</w:t>
+      </w:r>
+      <w:r>
+        <w:t xml:space="preserve"> test cases to unit test the business logic.</w:t>
       </w:r>
     </w:p>
     <w:p>
       <w:pPr>
+        <w:pStyle w:val="ListParagraph"/>
         <w:numPr>
           <w:ilvl w:val="0"/>
-          <w:numId w:val="1"/>
+          <w:numId w:val="34"/>
         </w:numPr>
         <w:spacing w:after="0"/>
       </w:pPr>
       <w:r>
-        <w:t xml:space="preserve">Developed </w:t>
-      </w:r>
-      <w:r>
-        <w:rPr>
-          <w:b/>
-          <w:bCs/>
-        </w:rPr>
-        <w:t>Jest, Test Utils,</w:t>
-      </w:r>
-      <w:r>
-        <w:t xml:space="preserve"> </w:t>
-      </w:r>
-      <w:r>
-        <w:rPr>
-          <w:b/>
-          <w:bCs/>
-        </w:rPr>
-        <w:t>Junit,</w:t>
-      </w:r>
-      <w:r>
-        <w:t xml:space="preserve"> and </w:t>
-      </w:r>
-      <w:r>
-        <w:rPr>
-          <w:b/>
-          <w:bCs/>
-        </w:rPr>
-        <w:t>Mockito</w:t>
-      </w:r>
-      <w:r>
-        <w:t xml:space="preserve"> test cases to unit test the business logic.</w:t>
+        <w:t xml:space="preserve">Implemented </w:t>
+      </w:r>
+      <w:r>
+        <w:rPr>
+          <w:b/>
+          <w:bCs/>
+        </w:rPr>
+        <w:t>CI/CD</w:t>
+      </w:r>
+      <w:r>
+        <w:t xml:space="preserve"> using </w:t>
+      </w:r>
+      <w:r>
+        <w:rPr>
+          <w:b/>
+          <w:bCs/>
+        </w:rPr>
+        <w:t>Git</w:t>
+      </w:r>
+      <w:r>
+        <w:rPr>
+          <w:b/>
+          <w:bCs/>
+        </w:rPr>
+        <w:t>L</w:t>
+      </w:r>
+      <w:r>
+        <w:rPr>
+          <w:b/>
+          <w:bCs/>
+        </w:rPr>
+        <w:t>ab CI</w:t>
+      </w:r>
+      <w:r>
+        <w:t>,</w:t>
+      </w:r>
+      <w:r>
+        <w:t xml:space="preserve"> improving deployment automation and release consistency</w:t>
+      </w:r>
+      <w:r>
+        <w:t>.</w:t>
       </w:r>
     </w:p>
     <w:p>
       <w:pPr>
+        <w:pStyle w:val="ListParagraph"/>
         <w:numPr>
           <w:ilvl w:val="0"/>
-          <w:numId w:val="1"/>
+          <w:numId w:val="34"/>
         </w:numPr>
         <w:spacing w:after="0"/>
       </w:pPr>
       <w:r>
-        <w:t xml:space="preserve">Setup </w:t>
-      </w:r>
-      <w:r>
-        <w:rPr>
-          <w:b/>
-          <w:bCs/>
-        </w:rPr>
-        <w:t>Continuous Integration (CI) &amp; Continuous Development (CD)</w:t>
-      </w:r>
-      <w:r>
-        <w:t xml:space="preserve"> for the application using </w:t>
-      </w:r>
-      <w:r>
-        <w:rPr>
-          <w:b/>
-          <w:bCs/>
-        </w:rPr>
-        <w:t>Gitlab CI</w:t>
+        <w:t xml:space="preserve">Actively involved in transitioning from traditional data center models to cloud-based solutions using </w:t>
+      </w:r>
+      <w:r>
+        <w:rPr>
+          <w:b/>
+          <w:bCs/>
+        </w:rPr>
+        <w:t>AWS services</w:t>
       </w:r>
       <w:r>
         <w:t>.</w:t>
@@ -2173,74 +2087,251 @@
     </w:p>
     <w:p>
       <w:pPr>
+        <w:pStyle w:val="ListParagraph"/>
         <w:numPr>
           <w:ilvl w:val="0"/>
-          <w:numId w:val="1"/>
+          <w:numId w:val="34"/>
         </w:numPr>
         <w:spacing w:after="0"/>
       </w:pPr>
       <w:r>
-        <w:t xml:space="preserve">Actively involved in transitioning from traditional data center models to cloud-based solutions using </w:t>
-      </w:r>
-      <w:r>
-        <w:rPr>
-          <w:b/>
-          <w:bCs/>
-        </w:rPr>
-        <w:t>AWS services</w:t>
-      </w:r>
-      <w:r>
-        <w:t>.</w:t>
+        <w:t xml:space="preserve">Built event-driven microservices architecture using </w:t>
+      </w:r>
+      <w:r>
+        <w:rPr>
+          <w:b/>
+          <w:bCs/>
+        </w:rPr>
+        <w:t>Kafka’s</w:t>
+      </w:r>
+      <w:r>
+        <w:t xml:space="preserve"> pub-sub model.</w:t>
       </w:r>
     </w:p>
     <w:p>
       <w:pPr>
+        <w:pStyle w:val="ListParagraph"/>
         <w:numPr>
           <w:ilvl w:val="0"/>
-          <w:numId w:val="1"/>
+          <w:numId w:val="34"/>
         </w:numPr>
         <w:spacing w:after="0"/>
       </w:pPr>
       <w:r>
-        <w:t xml:space="preserve">Experience in implementing </w:t>
-      </w:r>
-      <w:r>
-        <w:rPr>
-          <w:b/>
-          <w:bCs/>
-        </w:rPr>
-        <w:t>Kafka’s</w:t>
-      </w:r>
-      <w:r>
-        <w:t xml:space="preserve"> pub-sub model in an event-driven microservices architecture.</w:t>
+        <w:t xml:space="preserve">Set up </w:t>
+      </w:r>
+      <w:r>
+        <w:rPr>
+          <w:b/>
+          <w:bCs/>
+        </w:rPr>
+        <w:t>Google Analytics</w:t>
+      </w:r>
+      <w:r>
+        <w:t xml:space="preserve"> to track and analyze website traffic, user behavior, and engagement metrics.</w:t>
       </w:r>
     </w:p>
     <w:p>
       <w:pPr>
+        <w:spacing w:after="0"/>
+        <w:rPr>
+          <w:sz w:val="14"/>
+          <w:szCs w:val="14"/>
+        </w:rPr>
+      </w:pPr>
+    </w:p>
+    <w:p>
+      <w:pPr>
+        <w:spacing w:after="0"/>
+        <w:rPr>
+          <w:sz w:val="24"/>
+          <w:szCs w:val="24"/>
+        </w:rPr>
+      </w:pPr>
+      <w:r>
+        <w:rPr>
+          <w:b/>
+          <w:bCs/>
+          <w:sz w:val="24"/>
+          <w:szCs w:val="24"/>
+        </w:rPr>
+        <w:t xml:space="preserve">Full Stack Developer | Department of Mathematics | University of Mississippi | Jan 2020 - May 2020 </w:t>
+      </w:r>
+    </w:p>
+    <w:p>
+      <w:pPr>
+        <w:pStyle w:val="ListParagraph"/>
         <w:numPr>
           <w:ilvl w:val="0"/>
-          <w:numId w:val="1"/>
+          <w:numId w:val="35"/>
         </w:numPr>
         <w:spacing w:after="0"/>
       </w:pPr>
       <w:r>
-        <w:t xml:space="preserve">Set up </w:t>
-      </w:r>
-      <w:r>
-        <w:rPr>
-          <w:b/>
-          <w:bCs/>
-        </w:rPr>
-        <w:t>Google Analytics</w:t>
-      </w:r>
-      <w:r>
-        <w:t xml:space="preserve"> to track and analyze website traffic, user behavior, and engagement metrics.</w:t>
+        <w:t xml:space="preserve">Developed an intuitive </w:t>
+      </w:r>
+      <w:r>
+        <w:rPr>
+          <w:b/>
+          <w:bCs/>
+        </w:rPr>
+        <w:t>React</w:t>
+      </w:r>
+      <w:r>
+        <w:t xml:space="preserve"> </w:t>
+      </w:r>
+      <w:r>
+        <w:t xml:space="preserve">based user interface for attendance tracking, leveraging </w:t>
+      </w:r>
+      <w:r>
+        <w:rPr>
+          <w:b/>
+          <w:bCs/>
+        </w:rPr>
+        <w:t>Context API</w:t>
+      </w:r>
+      <w:r>
+        <w:t xml:space="preserve"> for state management and modern design principles, </w:t>
+      </w:r>
+      <w:r>
+        <w:rPr>
+          <w:b/>
+          <w:bCs/>
+        </w:rPr>
+        <w:t>improving task efficiency by 50%</w:t>
+      </w:r>
+      <w:r>
+        <w:t>.</w:t>
       </w:r>
     </w:p>
     <w:p>
       <w:pPr>
+        <w:pStyle w:val="ListParagraph"/>
+        <w:numPr>
+          <w:ilvl w:val="0"/>
+          <w:numId w:val="35"/>
+        </w:numPr>
         <w:spacing w:after="0"/>
-        <w:rPr>
+      </w:pPr>
+      <w:r>
+        <w:t xml:space="preserve">Implemented </w:t>
+      </w:r>
+      <w:r>
+        <w:rPr>
+          <w:b/>
+          <w:bCs/>
+        </w:rPr>
+        <w:t>real-time data synchronization</w:t>
+      </w:r>
+      <w:r>
+        <w:t xml:space="preserve"> and storage using </w:t>
+      </w:r>
+      <w:r>
+        <w:rPr>
+          <w:b/>
+          <w:bCs/>
+        </w:rPr>
+        <w:t>Firebase Authentication</w:t>
+      </w:r>
+      <w:r>
+        <w:t xml:space="preserve"> with role-based access control, supporting 50+ concurrent users and ensuring secure, instant access to attendance</w:t>
+      </w:r>
+      <w:r>
+        <w:t>.</w:t>
+      </w:r>
+    </w:p>
+    <w:p>
+      <w:pPr>
+        <w:pStyle w:val="ListParagraph"/>
+        <w:numPr>
+          <w:ilvl w:val="0"/>
+          <w:numId w:val="35"/>
+        </w:numPr>
+        <w:spacing w:after="0"/>
+      </w:pPr>
+      <w:r>
+        <w:t xml:space="preserve">Built a robust backend with Node.js, handling </w:t>
+      </w:r>
+      <w:r>
+        <w:rPr>
+          <w:b/>
+          <w:bCs/>
+        </w:rPr>
+        <w:t>data processing</w:t>
+      </w:r>
+      <w:r>
+        <w:t xml:space="preserve">, </w:t>
+      </w:r>
+      <w:r>
+        <w:rPr>
+          <w:b/>
+          <w:bCs/>
+        </w:rPr>
+        <w:t>business logic</w:t>
+      </w:r>
+      <w:r>
+        <w:t xml:space="preserve">, and </w:t>
+      </w:r>
+      <w:r>
+        <w:rPr>
+          <w:b/>
+          <w:bCs/>
+        </w:rPr>
+        <w:t>RESTful API</w:t>
+      </w:r>
+      <w:r>
+        <w:t xml:space="preserve"> interactions with the frontend, </w:t>
+      </w:r>
+      <w:r>
+        <w:rPr>
+          <w:b/>
+          <w:bCs/>
+        </w:rPr>
+        <w:t>reducing server response times by 25%</w:t>
+      </w:r>
+      <w:r>
+        <w:t xml:space="preserve"> and ensuring scalable performance.</w:t>
+      </w:r>
+    </w:p>
+    <w:p>
+      <w:pPr>
+        <w:pStyle w:val="ListParagraph"/>
+        <w:numPr>
+          <w:ilvl w:val="0"/>
+          <w:numId w:val="35"/>
+        </w:numPr>
+        <w:spacing w:after="0"/>
+      </w:pPr>
+      <w:r>
+        <w:t xml:space="preserve">Conducted thorough testing and collaborated with cross-functional teams, </w:t>
+      </w:r>
+      <w:r>
+        <w:rPr>
+          <w:b/>
+          <w:bCs/>
+        </w:rPr>
+        <w:t>ensuring 99% feature reliability</w:t>
+      </w:r>
+      <w:r>
+        <w:t xml:space="preserve">, </w:t>
+      </w:r>
+      <w:r>
+        <w:rPr>
+          <w:b/>
+          <w:bCs/>
+        </w:rPr>
+        <w:t>cross-browser/device compatibility</w:t>
+      </w:r>
+      <w:r>
+        <w:t>, and seamless, high-quality user experience.</w:t>
+      </w:r>
+    </w:p>
+    <w:p>
+      <w:pPr>
+        <w:spacing w:after="0"/>
+        <w:rPr>
+          <w:b/>
+          <w:bCs/>
           <w:sz w:val="14"/>
           <w:szCs w:val="14"/>
         </w:rPr>
@@ -2250,6 +2341,8 @@
       <w:pPr>
         <w:spacing w:after="0"/>
         <w:rPr>
+          <w:b/>
+          <w:bCs/>
           <w:sz w:val="24"/>
           <w:szCs w:val="24"/>
         </w:rPr>
@@ -2261,63 +2354,128 @@
           <w:sz w:val="24"/>
           <w:szCs w:val="24"/>
         </w:rPr>
-        <w:t xml:space="preserve">Full Stack Developer | Department of Mathematics | University of Mississippi | Jan 2020 - May 2020 </w:t>
+        <w:t>PROJECTS</w:t>
       </w:r>
     </w:p>
     <w:p>
       <w:pPr>
+        <w:spacing w:after="0"/>
+        <w:rPr>
+          <w:b/>
+          <w:bCs/>
+          <w:sz w:val="14"/>
+          <w:szCs w:val="14"/>
+        </w:rPr>
+      </w:pPr>
+    </w:p>
+    <w:p>
+      <w:pPr>
+        <w:spacing w:after="0"/>
+        <w:rPr>
+          <w:b/>
+          <w:bCs/>
+          <w:sz w:val="24"/>
+          <w:szCs w:val="24"/>
+        </w:rPr>
+      </w:pPr>
+      <w:r>
+        <w:rPr>
+          <w:b/>
+          <w:bCs/>
+          <w:sz w:val="24"/>
+          <w:szCs w:val="24"/>
+        </w:rPr>
+        <w:t>Multi Agent Deal Discovery platform | Dec 2025 - Jan 2025</w:t>
+      </w:r>
+    </w:p>
+    <w:p>
+      <w:pPr>
+        <w:pStyle w:val="ListParagraph"/>
         <w:numPr>
           <w:ilvl w:val="0"/>
-          <w:numId w:val="2"/>
+          <w:numId w:val="30"/>
         </w:numPr>
         <w:spacing w:after="0"/>
       </w:pPr>
       <w:r>
-        <w:t xml:space="preserve">Developed an intuitive </w:t>
-      </w:r>
-      <w:r>
-        <w:rPr>
-          <w:b/>
-          <w:bCs/>
-        </w:rPr>
-        <w:t>React</w:t>
-      </w:r>
-      <w:r>
-        <w:t xml:space="preserve"> </w:t>
-      </w:r>
-      <w:r>
-        <w:t xml:space="preserve">based user interface for attendance tracking, leveraging </w:t>
-      </w:r>
-      <w:r>
-        <w:rPr>
-          <w:b/>
-          <w:bCs/>
-        </w:rPr>
-        <w:t>Context API</w:t>
-      </w:r>
-      <w:r>
-        <w:t xml:space="preserve"> for state management and modern design principles, </w:t>
-      </w:r>
-      <w:r>
-        <w:rPr>
-          <w:b/>
-          <w:bCs/>
-        </w:rPr>
-        <w:t xml:space="preserve">improving task efficiency by </w:t>
-      </w:r>
-      <w:r>
-        <w:rPr>
-          <w:b/>
-          <w:bCs/>
-        </w:rPr>
-        <w:t>5</w:t>
-      </w:r>
-      <w:r>
-        <w:rPr>
-          <w:b/>
-          <w:bCs/>
-        </w:rPr>
-        <w:t>0%</w:t>
+        <w:t xml:space="preserve">Built an autonomous </w:t>
+      </w:r>
+      <w:r>
+        <w:rPr>
+          <w:b/>
+          <w:bCs/>
+        </w:rPr>
+        <w:t>multi-agent GenAI</w:t>
+      </w:r>
+      <w:r>
+        <w:t xml:space="preserve"> system using </w:t>
+      </w:r>
+      <w:r>
+        <w:rPr>
+          <w:b/>
+          <w:bCs/>
+        </w:rPr>
+        <w:t>OpenAI</w:t>
+      </w:r>
+      <w:r>
+        <w:t xml:space="preserve"> and </w:t>
+      </w:r>
+      <w:r>
+        <w:rPr>
+          <w:b/>
+          <w:bCs/>
+        </w:rPr>
+        <w:t>Perplexity</w:t>
+      </w:r>
+      <w:r>
+        <w:t xml:space="preserve"> APIs, coordinating 7 specialized agents for deal </w:t>
+      </w:r>
+      <w:r>
+        <w:rPr>
+          <w:b/>
+          <w:bCs/>
+        </w:rPr>
+        <w:t>discovery</w:t>
+      </w:r>
+      <w:r>
+        <w:t xml:space="preserve">, </w:t>
+      </w:r>
+      <w:r>
+        <w:rPr>
+          <w:b/>
+          <w:bCs/>
+        </w:rPr>
+        <w:t>pricing</w:t>
+      </w:r>
+      <w:r>
+        <w:t xml:space="preserve">, </w:t>
+      </w:r>
+      <w:r>
+        <w:rPr>
+          <w:b/>
+          <w:bCs/>
+        </w:rPr>
+        <w:t>retrieval</w:t>
+      </w:r>
+      <w:r>
+        <w:t xml:space="preserve">, </w:t>
+      </w:r>
+      <w:r>
+        <w:rPr>
+          <w:b/>
+          <w:bCs/>
+        </w:rPr>
+        <w:t>prediction</w:t>
+      </w:r>
+      <w:r>
+        <w:t xml:space="preserve">, and </w:t>
+      </w:r>
+      <w:r>
+        <w:rPr>
+          <w:b/>
+          <w:bCs/>
+        </w:rPr>
+        <w:t>planning</w:t>
       </w:r>
       <w:r>
         <w:t>.</w:t>
@@ -2325,63 +2483,136 @@
     </w:p>
     <w:p>
       <w:pPr>
+        <w:pStyle w:val="ListParagraph"/>
         <w:numPr>
           <w:ilvl w:val="0"/>
-          <w:numId w:val="2"/>
+          <w:numId w:val="30"/>
         </w:numPr>
         <w:spacing w:after="0"/>
       </w:pPr>
       <w:r>
-        <w:t xml:space="preserve">Implemented </w:t>
-      </w:r>
-      <w:r>
-        <w:rPr>
-          <w:b/>
-          <w:bCs/>
-        </w:rPr>
-        <w:t>real-time data synchronization</w:t>
-      </w:r>
-      <w:r>
-        <w:t xml:space="preserve"> and storage using </w:t>
-      </w:r>
-      <w:r>
-        <w:rPr>
-          <w:b/>
-          <w:bCs/>
-        </w:rPr>
-        <w:t>Firebase</w:t>
-      </w:r>
-      <w:r>
-        <w:t xml:space="preserve">, including </w:t>
-      </w:r>
-      <w:r>
-        <w:rPr>
-          <w:b/>
-          <w:bCs/>
-        </w:rPr>
-        <w:t>Firebase Authentication</w:t>
-      </w:r>
-      <w:r>
-        <w:t xml:space="preserve"> with role-based access control, supporting 50+ concurrent users and ensuring secure, instant access to attendance records across devices.</w:t>
+        <w:t xml:space="preserve">Developed production AI pipelines combining a fine-tuned LLM, RAG with </w:t>
+      </w:r>
+      <w:proofErr w:type="spellStart"/>
+      <w:r>
+        <w:rPr>
+          <w:b/>
+          <w:bCs/>
+        </w:rPr>
+        <w:t>ChromaDB</w:t>
+      </w:r>
+      <w:proofErr w:type="spellEnd"/>
+      <w:r>
+        <w:t xml:space="preserve">, and a </w:t>
+      </w:r>
+      <w:proofErr w:type="spellStart"/>
+      <w:r>
+        <w:t>PyTorch</w:t>
+      </w:r>
+      <w:proofErr w:type="spellEnd"/>
+      <w:r>
+        <w:t xml:space="preserve"> model, delivered via a </w:t>
+      </w:r>
+      <w:proofErr w:type="spellStart"/>
+      <w:r>
+        <w:rPr>
+          <w:b/>
+          <w:bCs/>
+        </w:rPr>
+        <w:t>Gradio</w:t>
+      </w:r>
+      <w:proofErr w:type="spellEnd"/>
+      <w:r>
+        <w:rPr>
+          <w:b/>
+          <w:bCs/>
+        </w:rPr>
+        <w:t xml:space="preserve"> UI</w:t>
+      </w:r>
+      <w:r>
+        <w:t xml:space="preserve"> with structured outputs and real-time monitoring.</w:t>
       </w:r>
     </w:p>
     <w:p>
       <w:pPr>
+        <w:spacing w:after="0"/>
+        <w:ind w:left="720"/>
+        <w:rPr>
+          <w:sz w:val="14"/>
+          <w:szCs w:val="14"/>
+        </w:rPr>
+      </w:pPr>
+    </w:p>
+    <w:p>
+      <w:pPr>
+        <w:spacing w:after="0"/>
+        <w:rPr>
+          <w:b/>
+          <w:bCs/>
+          <w:sz w:val="24"/>
+          <w:szCs w:val="24"/>
+        </w:rPr>
+      </w:pPr>
+      <w:r>
+        <w:rPr>
+          <w:b/>
+          <w:bCs/>
+          <w:sz w:val="24"/>
+          <w:szCs w:val="24"/>
+        </w:rPr>
+        <w:t>Find Price | Dec 2025 - Dec 2025</w:t>
+      </w:r>
+    </w:p>
+    <w:p>
+      <w:pPr>
+        <w:pStyle w:val="ListParagraph"/>
         <w:numPr>
           <w:ilvl w:val="0"/>
-          <w:numId w:val="2"/>
+          <w:numId w:val="31"/>
         </w:numPr>
         <w:spacing w:after="0"/>
       </w:pPr>
       <w:r>
-        <w:t xml:space="preserve">Built a robust backend with Node.js, handling </w:t>
-      </w:r>
-      <w:r>
-        <w:rPr>
-          <w:b/>
-          <w:bCs/>
-        </w:rPr>
-        <w:t>data processing</w:t>
+        <w:t xml:space="preserve">Designed and delivered a GenAI </w:t>
+      </w:r>
+      <w:r>
+        <w:t>sytem</w:t>
+      </w:r>
+      <w:r>
+        <w:t xml:space="preserve"> </w:t>
+      </w:r>
+      <w:r>
+        <w:t>using</w:t>
+      </w:r>
+      <w:r>
+        <w:t xml:space="preserve"> </w:t>
+      </w:r>
+      <w:r>
+        <w:rPr>
+          <w:b/>
+          <w:bCs/>
+        </w:rPr>
+        <w:t>OpenAI</w:t>
+      </w:r>
+      <w:r>
+        <w:t xml:space="preserve"> and </w:t>
+      </w:r>
+      <w:r>
+        <w:rPr>
+          <w:b/>
+          <w:bCs/>
+        </w:rPr>
+        <w:t>Perplexity</w:t>
+      </w:r>
+      <w:r>
+        <w:t xml:space="preserve"> APIs, encompassing </w:t>
+      </w:r>
+      <w:r>
+        <w:rPr>
+          <w:b/>
+          <w:bCs/>
+        </w:rPr>
+        <w:t>data curation</w:t>
       </w:r>
       <w:r>
         <w:t xml:space="preserve">, </w:t>
@@ -2391,7 +2622,27 @@
           <w:b/>
           <w:bCs/>
         </w:rPr>
-        <w:t>business logic</w:t>
+        <w:t>preprocessing</w:t>
+      </w:r>
+      <w:r>
+        <w:t xml:space="preserve">, </w:t>
+      </w:r>
+      <w:r>
+        <w:rPr>
+          <w:b/>
+          <w:bCs/>
+        </w:rPr>
+        <w:t>prompt engineering</w:t>
+      </w:r>
+      <w:r>
+        <w:t xml:space="preserve">, </w:t>
+      </w:r>
+      <w:r>
+        <w:rPr>
+          <w:b/>
+          <w:bCs/>
+        </w:rPr>
+        <w:t>embeddings</w:t>
       </w:r>
       <w:r>
         <w:t xml:space="preserve">, and </w:t>
@@ -2401,60 +2652,62 @@
           <w:b/>
           <w:bCs/>
         </w:rPr>
-        <w:t>RESTful API</w:t>
-      </w:r>
-      <w:r>
-        <w:t xml:space="preserve"> interactions with the frontend, </w:t>
-      </w:r>
-      <w:r>
-        <w:rPr>
-          <w:b/>
-          <w:bCs/>
-        </w:rPr>
-        <w:t>reducing server response times by 25%</w:t>
-      </w:r>
-      <w:r>
-        <w:t xml:space="preserve"> and ensuring scalable performance.</w:t>
+        <w:t>inference</w:t>
+      </w:r>
+      <w:r>
+        <w:t xml:space="preserve"> to generate automated, cost-optimized product insights.</w:t>
       </w:r>
     </w:p>
     <w:p>
       <w:pPr>
+        <w:pStyle w:val="ListParagraph"/>
         <w:numPr>
           <w:ilvl w:val="0"/>
-          <w:numId w:val="2"/>
+          <w:numId w:val="31"/>
         </w:numPr>
         <w:spacing w:after="0"/>
       </w:pPr>
       <w:r>
-        <w:t xml:space="preserve">Conducted thorough testing and collaborated with cross-functional teams, </w:t>
-      </w:r>
-      <w:r>
-        <w:rPr>
-          <w:b/>
-          <w:bCs/>
-        </w:rPr>
-        <w:t>ensuring 99% feature reliability</w:t>
-      </w:r>
-      <w:r>
-        <w:t xml:space="preserve">, </w:t>
-      </w:r>
-      <w:r>
-        <w:rPr>
-          <w:b/>
-          <w:bCs/>
-        </w:rPr>
-        <w:t>cross-browser/device compatibility</w:t>
-      </w:r>
-      <w:r>
-        <w:t>, and a seamless, high-quality user experience.</w:t>
+        <w:t xml:space="preserve">Built </w:t>
+      </w:r>
+      <w:r>
+        <w:rPr>
+          <w:b/>
+          <w:bCs/>
+        </w:rPr>
+        <w:t>NLP pipelines</w:t>
+      </w:r>
+      <w:r>
+        <w:t xml:space="preserve"> to extract and </w:t>
+      </w:r>
+      <w:r>
+        <w:rPr>
+          <w:b/>
+          <w:bCs/>
+        </w:rPr>
+        <w:t>semantically</w:t>
+      </w:r>
+      <w:r>
+        <w:t xml:space="preserve"> </w:t>
+      </w:r>
+      <w:r>
+        <w:rPr>
+          <w:b/>
+          <w:bCs/>
+        </w:rPr>
+        <w:t>analyze</w:t>
+      </w:r>
+      <w:r>
+        <w:t xml:space="preserve"> Amazon product descriptions, estimate prices, and recommend cheaper alternative products using embedding-based search and AI-driven reasoning.</w:t>
       </w:r>
     </w:p>
     <w:p>
       <w:pPr>
         <w:spacing w:after="0"/>
-        <w:rPr>
-          <w:b/>
-          <w:bCs/>
+        <w:ind w:left="720"/>
+        <w:rPr>
+          <w:sz w:val="14"/>
+          <w:szCs w:val="14"/>
         </w:rPr>
       </w:pPr>
     </w:p>
@@ -2475,401 +2728,32 @@
           <w:sz w:val="24"/>
           <w:szCs w:val="24"/>
         </w:rPr>
-        <w:t>PROJECTS</w:t>
+        <w:t>Windows Portfolio | Jan 2023 - July 2023</w:t>
       </w:r>
     </w:p>
     <w:p>
       <w:pPr>
-        <w:spacing w:after="0"/>
-        <w:rPr>
-          <w:b/>
-          <w:bCs/>
-          <w:sz w:val="14"/>
-          <w:szCs w:val="14"/>
-        </w:rPr>
-      </w:pPr>
-    </w:p>
-    <w:p>
-      <w:pPr>
-        <w:spacing w:after="0"/>
-        <w:rPr>
-          <w:b/>
-          <w:bCs/>
-          <w:sz w:val="24"/>
-          <w:szCs w:val="24"/>
-        </w:rPr>
-      </w:pPr>
-      <w:r>
-        <w:rPr>
-          <w:b/>
-          <w:bCs/>
-          <w:sz w:val="24"/>
-          <w:szCs w:val="24"/>
-        </w:rPr>
-        <w:t>Multi Agent Deal Discovery platform | Dec 2025 - Jan 2025</w:t>
-      </w:r>
-    </w:p>
-    <w:p>
-      <w:pPr>
+        <w:pStyle w:val="ListParagraph"/>
         <w:numPr>
           <w:ilvl w:val="0"/>
-          <w:numId w:val="3"/>
+          <w:numId w:val="32"/>
         </w:numPr>
         <w:spacing w:after="0"/>
       </w:pPr>
       <w:r>
-        <w:t xml:space="preserve">Built an autonomous </w:t>
-      </w:r>
-      <w:r>
-        <w:rPr>
-          <w:b/>
-          <w:bCs/>
-        </w:rPr>
-        <w:t>multi-agent GenAI</w:t>
-      </w:r>
-      <w:r>
-        <w:t xml:space="preserve"> system using </w:t>
-      </w:r>
-      <w:r>
-        <w:rPr>
-          <w:b/>
-          <w:bCs/>
-        </w:rPr>
-        <w:t>OpenAI</w:t>
-      </w:r>
-      <w:r>
-        <w:t xml:space="preserve"> and </w:t>
-      </w:r>
-      <w:r>
-        <w:rPr>
-          <w:b/>
-          <w:bCs/>
-        </w:rPr>
-        <w:t>Perplexity</w:t>
-      </w:r>
-      <w:r>
-        <w:t xml:space="preserve"> APIs, coordinating 7 specialized agents for deal </w:t>
-      </w:r>
-      <w:r>
-        <w:rPr>
-          <w:b/>
-          <w:bCs/>
-        </w:rPr>
-        <w:t>discovery</w:t>
-      </w:r>
-      <w:r>
-        <w:t xml:space="preserve">, </w:t>
-      </w:r>
-      <w:r>
-        <w:rPr>
-          <w:b/>
-          <w:bCs/>
-        </w:rPr>
-        <w:t>pricing</w:t>
-      </w:r>
-      <w:r>
-        <w:t xml:space="preserve">, </w:t>
-      </w:r>
-      <w:r>
-        <w:rPr>
-          <w:b/>
-          <w:bCs/>
-        </w:rPr>
-        <w:t>retrieval</w:t>
-      </w:r>
-      <w:r>
-        <w:t xml:space="preserve">, </w:t>
-      </w:r>
-      <w:r>
-        <w:rPr>
-          <w:b/>
-          <w:bCs/>
-        </w:rPr>
-        <w:t>prediction</w:t>
-      </w:r>
-      <w:r>
-        <w:t xml:space="preserve">, and </w:t>
-      </w:r>
-      <w:r>
-        <w:rPr>
-          <w:b/>
-          <w:bCs/>
-        </w:rPr>
-        <w:t>planning</w:t>
-      </w:r>
-      <w:r>
-        <w:t>.</w:t>
-      </w:r>
-    </w:p>
-    <w:p>
-      <w:pPr>
-        <w:numPr>
-          <w:ilvl w:val="0"/>
-          <w:numId w:val="3"/>
-        </w:numPr>
-        <w:spacing w:after="0"/>
-      </w:pPr>
-      <w:r>
-        <w:t xml:space="preserve">Developed production AI pipelines combining a fine-tuned LLM, RAG with </w:t>
-      </w:r>
-      <w:proofErr w:type="spellStart"/>
-      <w:r>
-        <w:rPr>
-          <w:b/>
-          <w:bCs/>
-        </w:rPr>
-        <w:t>ChromaDB</w:t>
-      </w:r>
-      <w:proofErr w:type="spellEnd"/>
-      <w:r>
-        <w:t xml:space="preserve">, and a </w:t>
-      </w:r>
-      <w:proofErr w:type="spellStart"/>
-      <w:r>
-        <w:t>PyTorch</w:t>
-      </w:r>
-      <w:proofErr w:type="spellEnd"/>
-      <w:r>
-        <w:t xml:space="preserve"> model, delivered via a </w:t>
-      </w:r>
-      <w:proofErr w:type="spellStart"/>
-      <w:r>
-        <w:rPr>
-          <w:b/>
-          <w:bCs/>
-        </w:rPr>
-        <w:t>Gradio</w:t>
-      </w:r>
-      <w:proofErr w:type="spellEnd"/>
-      <w:r>
-        <w:rPr>
-          <w:b/>
-          <w:bCs/>
-        </w:rPr>
-        <w:t xml:space="preserve"> UI</w:t>
-      </w:r>
-      <w:r>
-        <w:t xml:space="preserve"> with structured outputs and real-time monitoring.</w:t>
-      </w:r>
-    </w:p>
-    <w:p>
-      <w:pPr>
-        <w:spacing w:after="0"/>
-        <w:ind w:left="720"/>
-        <w:rPr>
-          <w:sz w:val="14"/>
-          <w:szCs w:val="14"/>
-        </w:rPr>
-      </w:pPr>
-    </w:p>
-    <w:p>
-      <w:pPr>
-        <w:spacing w:after="0"/>
-        <w:rPr>
-          <w:b/>
-          <w:bCs/>
-          <w:sz w:val="24"/>
-          <w:szCs w:val="24"/>
-        </w:rPr>
-      </w:pPr>
-      <w:r>
-        <w:rPr>
-          <w:b/>
-          <w:bCs/>
-          <w:sz w:val="24"/>
-          <w:szCs w:val="24"/>
-        </w:rPr>
-        <w:t>Find Price | Dec 2025 - Dec 2025</w:t>
-      </w:r>
-    </w:p>
-    <w:p>
-      <w:pPr>
-        <w:numPr>
-          <w:ilvl w:val="0"/>
-          <w:numId w:val="3"/>
-        </w:numPr>
-        <w:spacing w:after="0"/>
-      </w:pPr>
-      <w:r>
-        <w:t xml:space="preserve">Designed and delivered a GenAI </w:t>
-      </w:r>
-      <w:r>
-        <w:t>sytem</w:t>
+        <w:t xml:space="preserve">Developed a </w:t>
+      </w:r>
+      <w:r>
+        <w:rPr>
+          <w:b/>
+          <w:bCs/>
+        </w:rPr>
+        <w:t>Windows 11 themed</w:t>
       </w:r>
       <w:r>
         <w:t xml:space="preserve"> </w:t>
       </w:r>
-      <w:r>
-        <w:t>using</w:t>
-      </w:r>
-      <w:r>
-        <w:t xml:space="preserve"> </w:t>
-      </w:r>
-      <w:r>
-        <w:rPr>
-          <w:b/>
-          <w:bCs/>
-        </w:rPr>
-        <w:t>OpenAI</w:t>
-      </w:r>
-      <w:r>
-        <w:t xml:space="preserve"> and </w:t>
-      </w:r>
-      <w:r>
-        <w:rPr>
-          <w:b/>
-          <w:bCs/>
-        </w:rPr>
-        <w:t>Perplexity</w:t>
-      </w:r>
-      <w:r>
-        <w:t xml:space="preserve"> APIs, encompassing </w:t>
-      </w:r>
-      <w:r>
-        <w:rPr>
-          <w:b/>
-          <w:bCs/>
-        </w:rPr>
-        <w:t>data curation</w:t>
-      </w:r>
-      <w:r>
-        <w:t xml:space="preserve">, </w:t>
-      </w:r>
-      <w:r>
-        <w:rPr>
-          <w:b/>
-          <w:bCs/>
-        </w:rPr>
-        <w:t>preprocessing</w:t>
-      </w:r>
-      <w:r>
-        <w:t xml:space="preserve">, </w:t>
-      </w:r>
-      <w:r>
-        <w:rPr>
-          <w:b/>
-          <w:bCs/>
-        </w:rPr>
-        <w:t>prompt engineering</w:t>
-      </w:r>
-      <w:r>
-        <w:t xml:space="preserve">, </w:t>
-      </w:r>
-      <w:r>
-        <w:rPr>
-          <w:b/>
-          <w:bCs/>
-        </w:rPr>
-        <w:t>embeddings</w:t>
-      </w:r>
-      <w:r>
-        <w:t xml:space="preserve">, and </w:t>
-      </w:r>
-      <w:r>
-        <w:rPr>
-          <w:b/>
-          <w:bCs/>
-        </w:rPr>
-        <w:t>inference</w:t>
-      </w:r>
-      <w:r>
-        <w:t xml:space="preserve"> to generate automated, cost-optimized product insights.</w:t>
-      </w:r>
-    </w:p>
-    <w:p>
-      <w:pPr>
-        <w:numPr>
-          <w:ilvl w:val="0"/>
-          <w:numId w:val="3"/>
-        </w:numPr>
-        <w:spacing w:after="0"/>
-      </w:pPr>
-      <w:r>
-        <w:t xml:space="preserve">Built </w:t>
-      </w:r>
-      <w:r>
-        <w:rPr>
-          <w:b/>
-          <w:bCs/>
-        </w:rPr>
-        <w:t>NLP pipelines</w:t>
-      </w:r>
-      <w:r>
-        <w:t xml:space="preserve"> to extract and </w:t>
-      </w:r>
-      <w:r>
-        <w:rPr>
-          <w:b/>
-          <w:bCs/>
-        </w:rPr>
-        <w:t>semantically</w:t>
-      </w:r>
-      <w:r>
-        <w:t xml:space="preserve"> </w:t>
-      </w:r>
-      <w:r>
-        <w:rPr>
-          <w:b/>
-          <w:bCs/>
-        </w:rPr>
-        <w:t>analyze</w:t>
-      </w:r>
-      <w:r>
-        <w:t xml:space="preserve"> Amazon product descriptions, estimate prices, and recommend cheaper alternative products using embedding-based search and AI-driven reasoning.</w:t>
-      </w:r>
-    </w:p>
-    <w:p>
-      <w:pPr>
-        <w:spacing w:after="0"/>
-        <w:ind w:left="720"/>
-        <w:rPr>
-          <w:sz w:val="14"/>
-          <w:szCs w:val="14"/>
-        </w:rPr>
-      </w:pPr>
-    </w:p>
-    <w:p>
-      <w:pPr>
-        <w:spacing w:after="0"/>
-        <w:rPr>
-          <w:b/>
-          <w:bCs/>
-          <w:sz w:val="24"/>
-          <w:szCs w:val="24"/>
-        </w:rPr>
-      </w:pPr>
-      <w:r>
-        <w:rPr>
-          <w:b/>
-          <w:bCs/>
-          <w:sz w:val="24"/>
-          <w:szCs w:val="24"/>
-        </w:rPr>
-        <w:t>Windows Portfolio | Jan 2023 - July 2023</w:t>
-      </w:r>
-    </w:p>
-    <w:p>
-      <w:pPr>
-        <w:numPr>
-          <w:ilvl w:val="0"/>
-          <w:numId w:val="3"/>
-        </w:numPr>
-        <w:spacing w:after="0"/>
-      </w:pPr>
-      <w:r>
-        <w:t xml:space="preserve">Developed a </w:t>
-      </w:r>
-      <w:r>
-        <w:rPr>
-          <w:b/>
-          <w:bCs/>
-        </w:rPr>
-        <w:t>Windows 11 themed</w:t>
-      </w:r>
-      <w:r>
-        <w:t xml:space="preserve"> </w:t>
-      </w:r>
-      <w:hyperlink r:id="rId9" w:history="1">
+      <w:hyperlink r:id="rId10" w:history="1">
         <w:r>
           <w:rPr>
             <w:rStyle w:val="Hyperlink"/>
@@ -2934,16 +2818,17 @@
     </w:p>
     <w:p>
       <w:pPr>
+        <w:pStyle w:val="ListParagraph"/>
         <w:numPr>
           <w:ilvl w:val="0"/>
-          <w:numId w:val="3"/>
+          <w:numId w:val="32"/>
         </w:numPr>
         <w:spacing w:after="0"/>
       </w:pPr>
       <w:r>
         <w:t xml:space="preserve">Implemented a dynamic </w:t>
       </w:r>
-      <w:hyperlink r:id="rId10" w:anchor="/projects" w:history="1">
+      <w:hyperlink r:id="rId11" w:anchor="/projects" w:history="1">
         <w:r>
           <w:rPr>
             <w:rStyle w:val="Hyperlink"/>
@@ -2974,6 +2859,10 @@
       <w:pPr>
         <w:spacing w:after="0"/>
         <w:ind w:left="720"/>
+        <w:rPr>
+          <w:sz w:val="14"/>
+          <w:szCs w:val="14"/>
+        </w:rPr>
       </w:pPr>
     </w:p>
     <w:p>
@@ -3030,9 +2919,10 @@
     </w:p>
     <w:p>
       <w:pPr>
+        <w:pStyle w:val="ListParagraph"/>
         <w:numPr>
           <w:ilvl w:val="0"/>
-          <w:numId w:val="3"/>
+          <w:numId w:val="33"/>
         </w:numPr>
         <w:spacing w:after="0"/>
         <w:rPr>
@@ -3055,14 +2945,7 @@
           <w:b/>
           <w:bCs/>
         </w:rPr>
-        <w:t>[Full ride Scholarship]</w:t>
-      </w:r>
-      <w:r>
-        <w:rPr>
-          <w:b/>
-          <w:bCs/>
-        </w:rPr>
-        <w:t xml:space="preserve"> </w:t>
+        <w:t xml:space="preserve">[Full ride Scholarship] </w:t>
       </w:r>
       <w:r>
         <w:t xml:space="preserve">| </w:t>
@@ -3101,6 +2984,119 @@
 <file path=word/numbering.xml><?xml version="1.0" encoding="utf-8"?>
 <w:numbering xmlns:wpc="http://schemas.microsoft.com/office/word/2010/wordprocessingCanvas" xmlns:cx="http://schemas.microsoft.com/office/drawing/2014/chartex" xmlns:cx1="http://schemas.microsoft.com/office/drawing/2015/9/8/chartex" xmlns:cx2="http://schemas.microsoft.com/office/drawing/2015/10/21/chartex" xmlns:cx3="http://schemas.microsoft.com/office/drawing/2016/5/9/chartex" xmlns:cx4="http://schemas.microsoft.com/office/drawing/2016/5/10/chartex" xmlns:cx5="http://schemas.microsoft.com/office/drawing/2016/5/11/chartex" xmlns:cx6="http://schemas.microsoft.com/office/drawing/2016/5/12/chartex" xmlns:cx7="http://schemas.microsoft.com/office/drawing/2016/5/13/chartex" xmlns:cx8="http://schemas.microsoft.com/office/drawing/2016/5/14/chartex" xmlns:mc="http://schemas.openxmlformats.org/markup-compatibility/2006" xmlns:aink="http://schemas.microsoft.com/office/drawing/2016/ink" xmlns:am3d="http://schemas.microsoft.com/office/drawing/2017/model3d" xmlns:o="urn:schemas-microsoft-com:office:office" xmlns:oel="http://schemas.microsoft.com/office/2019/extlst" xmlns:r="http://schemas.openxmlformats.org/officeDocument/2006/relationships" xmlns:m="http://schemas.openxmlformats.org/officeDocument/2006/math" xmlns:v="urn:schemas-microsoft-com:vml" xmlns:wp14="http://schemas.microsoft.com/office/word/2010/wordprocessingDrawing" xmlns:wp="http://schemas.openxmlformats.org/drawingml/2006/wordprocessingDrawing" xmlns:w10="urn:schemas-microsoft-com:office:word" xmlns:w="http://schemas.openxmlformats.org/wordprocessingml/2006/main" xmlns:w14="http://schemas.microsoft.com/office/word/2010/wordml" xmlns:w15="http://schemas.microsoft.com/office/word/2012/wordml" xmlns:w16cex="http://schemas.microsoft.com/office/word/2018/wordml/cex" xmlns:w16cid="http://schemas.microsoft.com/office/word/2016/wordml/cid" xmlns:w16="http://schemas.microsoft.com/office/word/2018/wordml" xmlns:w16du="http://schemas.microsoft.com/office/word/2023/wordml/word16du" xmlns:w16sdtdh="http://schemas.microsoft.com/office/word/2020/wordml/sdtdatahash" xmlns:w16sdtfl="http://schemas.microsoft.com/office/word/2024/wordml/sdtformatlock" xmlns:w16se="http://schemas.microsoft.com/office/word/2015/wordml/symex" xmlns:wpg="http://schemas.microsoft.com/office/word/2010/wordprocessingGroup" xmlns:wpi="http://schemas.microsoft.com/office/word/2010/wordprocessingInk" xmlns:wne="http://schemas.microsoft.com/office/word/2006/wordml" xmlns:wps="http://schemas.microsoft.com/office/word/2010/wordprocessingShape" mc:Ignorable="w14 w15 w16se w16cid w16 w16cex w16sdtdh w16sdtfl w16du wp14">
   <w:abstractNum w:abstractNumId="0" w15:restartNumberingAfterBreak="0">
+    <w:nsid w:val="00834DC3"/>
+    <w:multiLevelType w:val="hybridMultilevel"/>
+    <w:tmpl w:val="0886393C"/>
+    <w:lvl w:ilvl="0" w:tplc="04090001">
+      <w:start w:val="1"/>
+      <w:numFmt w:val="bullet"/>
+      <w:lvlText w:val=""/>
+      <w:lvlJc w:val="left"/>
+      <w:pPr>
+        <w:ind w:left="360" w:hanging="360"/>
+      </w:pPr>
+      <w:rPr>
+        <w:rFonts w:ascii="Symbol" w:hAnsi="Symbol" w:hint="default"/>
+      </w:rPr>
+    </w:lvl>
+    <w:lvl w:ilvl="1" w:tplc="04090003" w:tentative="1">
+      <w:start w:val="1"/>
+      <w:numFmt w:val="bullet"/>
+      <w:lvlText w:val="o"/>
+      <w:lvlJc w:val="left"/>
+      <w:pPr>
+        <w:ind w:left="1080" w:hanging="360"/>
+      </w:pPr>
+      <w:rPr>
+        <w:rFonts w:ascii="Courier New" w:hAnsi="Courier New" w:cs="Courier New" w:hint="default"/>
+      </w:rPr>
+    </w:lvl>
+    <w:lvl w:ilvl="2" w:tplc="04090005" w:tentative="1">
+      <w:start w:val="1"/>
+      <w:numFmt w:val="bullet"/>
+      <w:lvlText w:val=""/>
+      <w:lvlJc w:val="left"/>
+      <w:pPr>
+        <w:ind w:left="1800" w:hanging="360"/>
+      </w:pPr>
+      <w:rPr>
+        <w:rFonts w:ascii="Wingdings" w:hAnsi="Wingdings" w:hint="default"/>
+      </w:rPr>
+    </w:lvl>
+    <w:lvl w:ilvl="3" w:tplc="04090001" w:tentative="1">
+      <w:start w:val="1"/>
+      <w:numFmt w:val="bullet"/>
+      <w:lvlText w:val=""/>
+      <w:lvlJc w:val="left"/>
+      <w:pPr>
+        <w:ind w:left="2520" w:hanging="360"/>
+      </w:pPr>
+      <w:rPr>
+        <w:rFonts w:ascii="Symbol" w:hAnsi="Symbol" w:hint="default"/>
+      </w:rPr>
+    </w:lvl>
+    <w:lvl w:ilvl="4" w:tplc="04090003" w:tentative="1">
+      <w:start w:val="1"/>
+      <w:numFmt w:val="bullet"/>
+      <w:lvlText w:val="o"/>
+      <w:lvlJc w:val="left"/>
+      <w:pPr>
+        <w:ind w:left="3240" w:hanging="360"/>
+      </w:pPr>
+      <w:rPr>
+        <w:rFonts w:ascii="Courier New" w:hAnsi="Courier New" w:cs="Courier New" w:hint="default"/>
+      </w:rPr>
+    </w:lvl>
+    <w:lvl w:ilvl="5" w:tplc="04090005" w:tentative="1">
+      <w:start w:val="1"/>
+      <w:numFmt w:val="bullet"/>
+      <w:lvlText w:val=""/>
+      <w:lvlJc w:val="left"/>
+      <w:pPr>
+        <w:ind w:left="3960" w:hanging="360"/>
+      </w:pPr>
+      <w:rPr>
+        <w:rFonts w:ascii="Wingdings" w:hAnsi="Wingdings" w:hint="default"/>
+      </w:rPr>
+    </w:lvl>
+    <w:lvl w:ilvl="6" w:tplc="04090001" w:tentative="1">
+      <w:start w:val="1"/>
+      <w:numFmt w:val="bullet"/>
+      <w:lvlText w:val=""/>
+      <w:lvlJc w:val="left"/>
+      <w:pPr>
+        <w:ind w:left="4680" w:hanging="360"/>
+      </w:pPr>
+      <w:rPr>
+        <w:rFonts w:ascii="Symbol" w:hAnsi="Symbol" w:hint="default"/>
+      </w:rPr>
+    </w:lvl>
+    <w:lvl w:ilvl="7" w:tplc="04090003" w:tentative="1">
+      <w:start w:val="1"/>
+      <w:numFmt w:val="bullet"/>
+      <w:lvlText w:val="o"/>
+      <w:lvlJc w:val="left"/>
+      <w:pPr>
+        <w:ind w:left="5400" w:hanging="360"/>
+      </w:pPr>
+      <w:rPr>
+        <w:rFonts w:ascii="Courier New" w:hAnsi="Courier New" w:cs="Courier New" w:hint="default"/>
+      </w:rPr>
+    </w:lvl>
+    <w:lvl w:ilvl="8" w:tplc="04090005" w:tentative="1">
+      <w:start w:val="1"/>
+      <w:numFmt w:val="bullet"/>
+      <w:lvlText w:val=""/>
+      <w:lvlJc w:val="left"/>
+      <w:pPr>
+        <w:ind w:left="6120" w:hanging="360"/>
+      </w:pPr>
+      <w:rPr>
+        <w:rFonts w:ascii="Wingdings" w:hAnsi="Wingdings" w:hint="default"/>
+      </w:rPr>
+    </w:lvl>
+  </w:abstractNum>
+  <w:abstractNum w:abstractNumId="1" w15:restartNumberingAfterBreak="0">
     <w:nsid w:val="07ED38E2"/>
     <w:multiLevelType w:val="multilevel"/>
     <w:tmpl w:val="D7240A2E"/>
@@ -3249,7 +3245,7 @@
       </w:rPr>
     </w:lvl>
   </w:abstractNum>
-  <w:abstractNum w:abstractNumId="1" w15:restartNumberingAfterBreak="0">
+  <w:abstractNum w:abstractNumId="2" w15:restartNumberingAfterBreak="0">
     <w:nsid w:val="084E40EC"/>
     <w:multiLevelType w:val="multilevel"/>
     <w:tmpl w:val="B192DED4"/>
@@ -3398,7 +3394,7 @@
       </w:rPr>
     </w:lvl>
   </w:abstractNum>
-  <w:abstractNum w:abstractNumId="2" w15:restartNumberingAfterBreak="0">
+  <w:abstractNum w:abstractNumId="3" w15:restartNumberingAfterBreak="0">
     <w:nsid w:val="11675D72"/>
     <w:multiLevelType w:val="multilevel"/>
     <w:tmpl w:val="49FEFD74"/>
@@ -3547,7 +3543,7 @@
       </w:rPr>
     </w:lvl>
   </w:abstractNum>
-  <w:abstractNum w:abstractNumId="3" w15:restartNumberingAfterBreak="0">
+  <w:abstractNum w:abstractNumId="4" w15:restartNumberingAfterBreak="0">
     <w:nsid w:val="167674CC"/>
     <w:multiLevelType w:val="multilevel"/>
     <w:tmpl w:val="0A9C803C"/>
@@ -3660,7 +3656,7 @@
       </w:rPr>
     </w:lvl>
   </w:abstractNum>
-  <w:abstractNum w:abstractNumId="4" w15:restartNumberingAfterBreak="0">
+  <w:abstractNum w:abstractNumId="5" w15:restartNumberingAfterBreak="0">
     <w:nsid w:val="179735C8"/>
     <w:multiLevelType w:val="multilevel"/>
     <w:tmpl w:val="000AD432"/>
@@ -3809,7 +3805,7 @@
       </w:rPr>
     </w:lvl>
   </w:abstractNum>
-  <w:abstractNum w:abstractNumId="5" w15:restartNumberingAfterBreak="0">
+  <w:abstractNum w:abstractNumId="6" w15:restartNumberingAfterBreak="0">
     <w:nsid w:val="21E33405"/>
     <w:multiLevelType w:val="multilevel"/>
     <w:tmpl w:val="9E2449AC"/>
@@ -3924,7 +3920,7 @@
       </w:rPr>
     </w:lvl>
   </w:abstractNum>
-  <w:abstractNum w:abstractNumId="6" w15:restartNumberingAfterBreak="0">
+  <w:abstractNum w:abstractNumId="7" w15:restartNumberingAfterBreak="0">
     <w:nsid w:val="22541611"/>
     <w:multiLevelType w:val="multilevel"/>
     <w:tmpl w:val="9E8CD02A"/>
@@ -4073,7 +4069,7 @@
       </w:rPr>
     </w:lvl>
   </w:abstractNum>
-  <w:abstractNum w:abstractNumId="7" w15:restartNumberingAfterBreak="0">
+  <w:abstractNum w:abstractNumId="8" w15:restartNumberingAfterBreak="0">
     <w:nsid w:val="22DD2B85"/>
     <w:multiLevelType w:val="multilevel"/>
     <w:tmpl w:val="9BAA4512"/>
@@ -4222,7 +4218,120 @@
       </w:rPr>
     </w:lvl>
   </w:abstractNum>
-  <w:abstractNum w:abstractNumId="8" w15:restartNumberingAfterBreak="0">
+  <w:abstractNum w:abstractNumId="9" w15:restartNumberingAfterBreak="0">
+    <w:nsid w:val="2A181EDC"/>
+    <w:multiLevelType w:val="multilevel"/>
+    <w:tmpl w:val="A6E883F2"/>
+    <w:lvl w:ilvl="0">
+      <w:start w:val="1"/>
+      <w:numFmt w:val="bullet"/>
+      <w:lvlText w:val=""/>
+      <w:lvlJc w:val="left"/>
+      <w:pPr>
+        <w:ind w:left="360" w:hanging="360"/>
+      </w:pPr>
+      <w:rPr>
+        <w:rFonts w:ascii="Symbol" w:hAnsi="Symbol" w:hint="default"/>
+      </w:rPr>
+    </w:lvl>
+    <w:lvl w:ilvl="1">
+      <w:start w:val="1"/>
+      <w:numFmt w:val="bullet"/>
+      <w:lvlText w:val="o"/>
+      <w:lvlJc w:val="left"/>
+      <w:pPr>
+        <w:ind w:left="1080" w:hanging="360"/>
+      </w:pPr>
+      <w:rPr>
+        <w:rFonts w:ascii="Courier New" w:eastAsia="Courier New" w:hAnsi="Courier New" w:cs="Courier New"/>
+      </w:rPr>
+    </w:lvl>
+    <w:lvl w:ilvl="2">
+      <w:start w:val="1"/>
+      <w:numFmt w:val="bullet"/>
+      <w:lvlText w:val="▪"/>
+      <w:lvlJc w:val="left"/>
+      <w:pPr>
+        <w:ind w:left="1800" w:hanging="360"/>
+      </w:pPr>
+      <w:rPr>
+        <w:rFonts w:ascii="Noto Sans Symbols" w:eastAsia="Noto Sans Symbols" w:hAnsi="Noto Sans Symbols" w:cs="Noto Sans Symbols"/>
+      </w:rPr>
+    </w:lvl>
+    <w:lvl w:ilvl="3">
+      <w:start w:val="1"/>
+      <w:numFmt w:val="bullet"/>
+      <w:lvlText w:val="●"/>
+      <w:lvlJc w:val="left"/>
+      <w:pPr>
+        <w:ind w:left="2520" w:hanging="360"/>
+      </w:pPr>
+      <w:rPr>
+        <w:rFonts w:ascii="Noto Sans Symbols" w:eastAsia="Noto Sans Symbols" w:hAnsi="Noto Sans Symbols" w:cs="Noto Sans Symbols"/>
+      </w:rPr>
+    </w:lvl>
+    <w:lvl w:ilvl="4">
+      <w:start w:val="1"/>
+      <w:numFmt w:val="bullet"/>
+      <w:lvlText w:val="o"/>
+      <w:lvlJc w:val="left"/>
+      <w:pPr>
+        <w:ind w:left="3240" w:hanging="360"/>
+      </w:pPr>
+      <w:rPr>
+        <w:rFonts w:ascii="Courier New" w:eastAsia="Courier New" w:hAnsi="Courier New" w:cs="Courier New"/>
+      </w:rPr>
+    </w:lvl>
+    <w:lvl w:ilvl="5">
+      <w:start w:val="1"/>
+      <w:numFmt w:val="bullet"/>
+      <w:lvlText w:val="▪"/>
+      <w:lvlJc w:val="left"/>
+      <w:pPr>
+        <w:ind w:left="3960" w:hanging="360"/>
+      </w:pPr>
+      <w:rPr>
+        <w:rFonts w:ascii="Noto Sans Symbols" w:eastAsia="Noto Sans Symbols" w:hAnsi="Noto Sans Symbols" w:cs="Noto Sans Symbols"/>
+      </w:rPr>
+    </w:lvl>
+    <w:lvl w:ilvl="6">
+      <w:start w:val="1"/>
+      <w:numFmt w:val="bullet"/>
+      <w:lvlText w:val="●"/>
+      <w:lvlJc w:val="left"/>
+      <w:pPr>
+        <w:ind w:left="4680" w:hanging="360"/>
+      </w:pPr>
+      <w:rPr>
+        <w:rFonts w:ascii="Noto Sans Symbols" w:eastAsia="Noto Sans Symbols" w:hAnsi="Noto Sans Symbols" w:cs="Noto Sans Symbols"/>
+      </w:rPr>
+    </w:lvl>
+    <w:lvl w:ilvl="7">
+      <w:start w:val="1"/>
+      <w:numFmt w:val="bullet"/>
+      <w:lvlText w:val="o"/>
+      <w:lvlJc w:val="left"/>
+      <w:pPr>
+        <w:ind w:left="5400" w:hanging="360"/>
+      </w:pPr>
+      <w:rPr>
+        <w:rFonts w:ascii="Courier New" w:eastAsia="Courier New" w:hAnsi="Courier New" w:cs="Courier New"/>
+      </w:rPr>
+    </w:lvl>
+    <w:lvl w:ilvl="8">
+      <w:start w:val="1"/>
+      <w:numFmt w:val="bullet"/>
+      <w:lvlText w:val="▪"/>
+      <w:lvlJc w:val="left"/>
+      <w:pPr>
+        <w:ind w:left="6120" w:hanging="360"/>
+      </w:pPr>
+      <w:rPr>
+        <w:rFonts w:ascii="Noto Sans Symbols" w:eastAsia="Noto Sans Symbols" w:hAnsi="Noto Sans Symbols" w:cs="Noto Sans Symbols"/>
+      </w:rPr>
+    </w:lvl>
+  </w:abstractNum>
+  <w:abstractNum w:abstractNumId="10" w15:restartNumberingAfterBreak="0">
     <w:nsid w:val="2C700E14"/>
     <w:multiLevelType w:val="multilevel"/>
     <w:tmpl w:val="76505F3C"/>
@@ -4371,7 +4480,233 @@
       </w:rPr>
     </w:lvl>
   </w:abstractNum>
-  <w:abstractNum w:abstractNumId="9" w15:restartNumberingAfterBreak="0">
+  <w:abstractNum w:abstractNumId="11" w15:restartNumberingAfterBreak="0">
+    <w:nsid w:val="2C76620F"/>
+    <w:multiLevelType w:val="hybridMultilevel"/>
+    <w:tmpl w:val="5C7C7608"/>
+    <w:lvl w:ilvl="0" w:tplc="04090001">
+      <w:start w:val="1"/>
+      <w:numFmt w:val="bullet"/>
+      <w:lvlText w:val=""/>
+      <w:lvlJc w:val="left"/>
+      <w:pPr>
+        <w:ind w:left="360" w:hanging="360"/>
+      </w:pPr>
+      <w:rPr>
+        <w:rFonts w:ascii="Symbol" w:hAnsi="Symbol" w:hint="default"/>
+      </w:rPr>
+    </w:lvl>
+    <w:lvl w:ilvl="1" w:tplc="04090003" w:tentative="1">
+      <w:start w:val="1"/>
+      <w:numFmt w:val="bullet"/>
+      <w:lvlText w:val="o"/>
+      <w:lvlJc w:val="left"/>
+      <w:pPr>
+        <w:ind w:left="1080" w:hanging="360"/>
+      </w:pPr>
+      <w:rPr>
+        <w:rFonts w:ascii="Courier New" w:hAnsi="Courier New" w:cs="Courier New" w:hint="default"/>
+      </w:rPr>
+    </w:lvl>
+    <w:lvl w:ilvl="2" w:tplc="04090005" w:tentative="1">
+      <w:start w:val="1"/>
+      <w:numFmt w:val="bullet"/>
+      <w:lvlText w:val=""/>
+      <w:lvlJc w:val="left"/>
+      <w:pPr>
+        <w:ind w:left="1800" w:hanging="360"/>
+      </w:pPr>
+      <w:rPr>
+        <w:rFonts w:ascii="Wingdings" w:hAnsi="Wingdings" w:hint="default"/>
+      </w:rPr>
+    </w:lvl>
+    <w:lvl w:ilvl="3" w:tplc="04090001" w:tentative="1">
+      <w:start w:val="1"/>
+      <w:numFmt w:val="bullet"/>
+      <w:lvlText w:val=""/>
+      <w:lvlJc w:val="left"/>
+      <w:pPr>
+        <w:ind w:left="2520" w:hanging="360"/>
+      </w:pPr>
+      <w:rPr>
+        <w:rFonts w:ascii="Symbol" w:hAnsi="Symbol" w:hint="default"/>
+      </w:rPr>
+    </w:lvl>
+    <w:lvl w:ilvl="4" w:tplc="04090003" w:tentative="1">
+      <w:start w:val="1"/>
+      <w:numFmt w:val="bullet"/>
+      <w:lvlText w:val="o"/>
+      <w:lvlJc w:val="left"/>
+      <w:pPr>
+        <w:ind w:left="3240" w:hanging="360"/>
+      </w:pPr>
+      <w:rPr>
+        <w:rFonts w:ascii="Courier New" w:hAnsi="Courier New" w:cs="Courier New" w:hint="default"/>
+      </w:rPr>
+    </w:lvl>
+    <w:lvl w:ilvl="5" w:tplc="04090005" w:tentative="1">
+      <w:start w:val="1"/>
+      <w:numFmt w:val="bullet"/>
+      <w:lvlText w:val=""/>
+      <w:lvlJc w:val="left"/>
+      <w:pPr>
+        <w:ind w:left="3960" w:hanging="360"/>
+      </w:pPr>
+      <w:rPr>
+        <w:rFonts w:ascii="Wingdings" w:hAnsi="Wingdings" w:hint="default"/>
+      </w:rPr>
+    </w:lvl>
+    <w:lvl w:ilvl="6" w:tplc="04090001" w:tentative="1">
+      <w:start w:val="1"/>
+      <w:numFmt w:val="bullet"/>
+      <w:lvlText w:val=""/>
+      <w:lvlJc w:val="left"/>
+      <w:pPr>
+        <w:ind w:left="4680" w:hanging="360"/>
+      </w:pPr>
+      <w:rPr>
+        <w:rFonts w:ascii="Symbol" w:hAnsi="Symbol" w:hint="default"/>
+      </w:rPr>
+    </w:lvl>
+    <w:lvl w:ilvl="7" w:tplc="04090003" w:tentative="1">
+      <w:start w:val="1"/>
+      <w:numFmt w:val="bullet"/>
+      <w:lvlText w:val="o"/>
+      <w:lvlJc w:val="left"/>
+      <w:pPr>
+        <w:ind w:left="5400" w:hanging="360"/>
+      </w:pPr>
+      <w:rPr>
+        <w:rFonts w:ascii="Courier New" w:hAnsi="Courier New" w:cs="Courier New" w:hint="default"/>
+      </w:rPr>
+    </w:lvl>
+    <w:lvl w:ilvl="8" w:tplc="04090005" w:tentative="1">
+      <w:start w:val="1"/>
+      <w:numFmt w:val="bullet"/>
+      <w:lvlText w:val=""/>
+      <w:lvlJc w:val="left"/>
+      <w:pPr>
+        <w:ind w:left="6120" w:hanging="360"/>
+      </w:pPr>
+      <w:rPr>
+        <w:rFonts w:ascii="Wingdings" w:hAnsi="Wingdings" w:hint="default"/>
+      </w:rPr>
+    </w:lvl>
+  </w:abstractNum>
+  <w:abstractNum w:abstractNumId="12" w15:restartNumberingAfterBreak="0">
+    <w:nsid w:val="3109721F"/>
+    <w:multiLevelType w:val="multilevel"/>
+    <w:tmpl w:val="A6E883F2"/>
+    <w:lvl w:ilvl="0">
+      <w:start w:val="1"/>
+      <w:numFmt w:val="bullet"/>
+      <w:lvlText w:val=""/>
+      <w:lvlJc w:val="left"/>
+      <w:pPr>
+        <w:ind w:left="360" w:hanging="360"/>
+      </w:pPr>
+      <w:rPr>
+        <w:rFonts w:ascii="Symbol" w:hAnsi="Symbol" w:hint="default"/>
+      </w:rPr>
+    </w:lvl>
+    <w:lvl w:ilvl="1">
+      <w:start w:val="1"/>
+      <w:numFmt w:val="bullet"/>
+      <w:lvlText w:val="o"/>
+      <w:lvlJc w:val="left"/>
+      <w:pPr>
+        <w:ind w:left="1080" w:hanging="360"/>
+      </w:pPr>
+      <w:rPr>
+        <w:rFonts w:ascii="Courier New" w:eastAsia="Courier New" w:hAnsi="Courier New" w:cs="Courier New"/>
+      </w:rPr>
+    </w:lvl>
+    <w:lvl w:ilvl="2">
+      <w:start w:val="1"/>
+      <w:numFmt w:val="bullet"/>
+      <w:lvlText w:val="▪"/>
+      <w:lvlJc w:val="left"/>
+      <w:pPr>
+        <w:ind w:left="1800" w:hanging="360"/>
+      </w:pPr>
+      <w:rPr>
+        <w:rFonts w:ascii="Noto Sans Symbols" w:eastAsia="Noto Sans Symbols" w:hAnsi="Noto Sans Symbols" w:cs="Noto Sans Symbols"/>
+      </w:rPr>
+    </w:lvl>
+    <w:lvl w:ilvl="3">
+      <w:start w:val="1"/>
+      <w:numFmt w:val="bullet"/>
+      <w:lvlText w:val="●"/>
+      <w:lvlJc w:val="left"/>
+      <w:pPr>
+        <w:ind w:left="2520" w:hanging="360"/>
+      </w:pPr>
+      <w:rPr>
+        <w:rFonts w:ascii="Noto Sans Symbols" w:eastAsia="Noto Sans Symbols" w:hAnsi="Noto Sans Symbols" w:cs="Noto Sans Symbols"/>
+      </w:rPr>
+    </w:lvl>
+    <w:lvl w:ilvl="4">
+      <w:start w:val="1"/>
+      <w:numFmt w:val="bullet"/>
+      <w:lvlText w:val="o"/>
+      <w:lvlJc w:val="left"/>
+      <w:pPr>
+        <w:ind w:left="3240" w:hanging="360"/>
+      </w:pPr>
+      <w:rPr>
+        <w:rFonts w:ascii="Courier New" w:eastAsia="Courier New" w:hAnsi="Courier New" w:cs="Courier New"/>
+      </w:rPr>
+    </w:lvl>
+    <w:lvl w:ilvl="5">
+      <w:start w:val="1"/>
+      <w:numFmt w:val="bullet"/>
+      <w:lvlText w:val="▪"/>
+      <w:lvlJc w:val="left"/>
+      <w:pPr>
+        <w:ind w:left="3960" w:hanging="360"/>
+      </w:pPr>
+      <w:rPr>
+        <w:rFonts w:ascii="Noto Sans Symbols" w:eastAsia="Noto Sans Symbols" w:hAnsi="Noto Sans Symbols" w:cs="Noto Sans Symbols"/>
+      </w:rPr>
+    </w:lvl>
+    <w:lvl w:ilvl="6">
+      <w:start w:val="1"/>
+      <w:numFmt w:val="bullet"/>
+      <w:lvlText w:val="●"/>
+      <w:lvlJc w:val="left"/>
+      <w:pPr>
+        <w:ind w:left="4680" w:hanging="360"/>
+      </w:pPr>
+      <w:rPr>
+        <w:rFonts w:ascii="Noto Sans Symbols" w:eastAsia="Noto Sans Symbols" w:hAnsi="Noto Sans Symbols" w:cs="Noto Sans Symbols"/>
+      </w:rPr>
+    </w:lvl>
+    <w:lvl w:ilvl="7">
+      <w:start w:val="1"/>
+      <w:numFmt w:val="bullet"/>
+      <w:lvlText w:val="o"/>
+      <w:lvlJc w:val="left"/>
+      <w:pPr>
+        <w:ind w:left="5400" w:hanging="360"/>
+      </w:pPr>
+      <w:rPr>
+        <w:rFonts w:ascii="Courier New" w:eastAsia="Courier New" w:hAnsi="Courier New" w:cs="Courier New"/>
+      </w:rPr>
+    </w:lvl>
+    <w:lvl w:ilvl="8">
+      <w:start w:val="1"/>
+      <w:numFmt w:val="bullet"/>
+      <w:lvlText w:val="▪"/>
+      <w:lvlJc w:val="left"/>
+      <w:pPr>
+        <w:ind w:left="6120" w:hanging="360"/>
+      </w:pPr>
+      <w:rPr>
+        <w:rFonts w:ascii="Noto Sans Symbols" w:eastAsia="Noto Sans Symbols" w:hAnsi="Noto Sans Symbols" w:cs="Noto Sans Symbols"/>
+      </w:rPr>
+    </w:lvl>
+  </w:abstractNum>
+  <w:abstractNum w:abstractNumId="13" w15:restartNumberingAfterBreak="0">
     <w:nsid w:val="33D941E2"/>
     <w:multiLevelType w:val="multilevel"/>
     <w:tmpl w:val="0D141D18"/>
@@ -4484,7 +4819,7 @@
       </w:rPr>
     </w:lvl>
   </w:abstractNum>
-  <w:abstractNum w:abstractNumId="10" w15:restartNumberingAfterBreak="0">
+  <w:abstractNum w:abstractNumId="14" w15:restartNumberingAfterBreak="0">
     <w:nsid w:val="3A395BD3"/>
     <w:multiLevelType w:val="multilevel"/>
     <w:tmpl w:val="134E1664"/>
@@ -4633,7 +4968,233 @@
       </w:rPr>
     </w:lvl>
   </w:abstractNum>
-  <w:abstractNum w:abstractNumId="11" w15:restartNumberingAfterBreak="0">
+  <w:abstractNum w:abstractNumId="15" w15:restartNumberingAfterBreak="0">
+    <w:nsid w:val="3BC94680"/>
+    <w:multiLevelType w:val="hybridMultilevel"/>
+    <w:tmpl w:val="B286470C"/>
+    <w:lvl w:ilvl="0" w:tplc="04090001">
+      <w:start w:val="1"/>
+      <w:numFmt w:val="bullet"/>
+      <w:lvlText w:val=""/>
+      <w:lvlJc w:val="left"/>
+      <w:pPr>
+        <w:ind w:left="360" w:hanging="360"/>
+      </w:pPr>
+      <w:rPr>
+        <w:rFonts w:ascii="Symbol" w:hAnsi="Symbol" w:hint="default"/>
+      </w:rPr>
+    </w:lvl>
+    <w:lvl w:ilvl="1" w:tplc="04090003" w:tentative="1">
+      <w:start w:val="1"/>
+      <w:numFmt w:val="bullet"/>
+      <w:lvlText w:val="o"/>
+      <w:lvlJc w:val="left"/>
+      <w:pPr>
+        <w:ind w:left="1080" w:hanging="360"/>
+      </w:pPr>
+      <w:rPr>
+        <w:rFonts w:ascii="Courier New" w:hAnsi="Courier New" w:cs="Courier New" w:hint="default"/>
+      </w:rPr>
+    </w:lvl>
+    <w:lvl w:ilvl="2" w:tplc="04090005" w:tentative="1">
+      <w:start w:val="1"/>
+      <w:numFmt w:val="bullet"/>
+      <w:lvlText w:val=""/>
+      <w:lvlJc w:val="left"/>
+      <w:pPr>
+        <w:ind w:left="1800" w:hanging="360"/>
+      </w:pPr>
+      <w:rPr>
+        <w:rFonts w:ascii="Wingdings" w:hAnsi="Wingdings" w:hint="default"/>
+      </w:rPr>
+    </w:lvl>
+    <w:lvl w:ilvl="3" w:tplc="04090001" w:tentative="1">
+      <w:start w:val="1"/>
+      <w:numFmt w:val="bullet"/>
+      <w:lvlText w:val=""/>
+      <w:lvlJc w:val="left"/>
+      <w:pPr>
+        <w:ind w:left="2520" w:hanging="360"/>
+      </w:pPr>
+      <w:rPr>
+        <w:rFonts w:ascii="Symbol" w:hAnsi="Symbol" w:hint="default"/>
+      </w:rPr>
+    </w:lvl>
+    <w:lvl w:ilvl="4" w:tplc="04090003" w:tentative="1">
+      <w:start w:val="1"/>
+      <w:numFmt w:val="bullet"/>
+      <w:lvlText w:val="o"/>
+      <w:lvlJc w:val="left"/>
+      <w:pPr>
+        <w:ind w:left="3240" w:hanging="360"/>
+      </w:pPr>
+      <w:rPr>
+        <w:rFonts w:ascii="Courier New" w:hAnsi="Courier New" w:cs="Courier New" w:hint="default"/>
+      </w:rPr>
+    </w:lvl>
+    <w:lvl w:ilvl="5" w:tplc="04090005" w:tentative="1">
+      <w:start w:val="1"/>
+      <w:numFmt w:val="bullet"/>
+      <w:lvlText w:val=""/>
+      <w:lvlJc w:val="left"/>
+      <w:pPr>
+        <w:ind w:left="3960" w:hanging="360"/>
+      </w:pPr>
+      <w:rPr>
+        <w:rFonts w:ascii="Wingdings" w:hAnsi="Wingdings" w:hint="default"/>
+      </w:rPr>
+    </w:lvl>
+    <w:lvl w:ilvl="6" w:tplc="04090001" w:tentative="1">
+      <w:start w:val="1"/>
+      <w:numFmt w:val="bullet"/>
+      <w:lvlText w:val=""/>
+      <w:lvlJc w:val="left"/>
+      <w:pPr>
+        <w:ind w:left="4680" w:hanging="360"/>
+      </w:pPr>
+      <w:rPr>
+        <w:rFonts w:ascii="Symbol" w:hAnsi="Symbol" w:hint="default"/>
+      </w:rPr>
+    </w:lvl>
+    <w:lvl w:ilvl="7" w:tplc="04090003" w:tentative="1">
+      <w:start w:val="1"/>
+      <w:numFmt w:val="bullet"/>
+      <w:lvlText w:val="o"/>
+      <w:lvlJc w:val="left"/>
+      <w:pPr>
+        <w:ind w:left="5400" w:hanging="360"/>
+      </w:pPr>
+      <w:rPr>
+        <w:rFonts w:ascii="Courier New" w:hAnsi="Courier New" w:cs="Courier New" w:hint="default"/>
+      </w:rPr>
+    </w:lvl>
+    <w:lvl w:ilvl="8" w:tplc="04090005" w:tentative="1">
+      <w:start w:val="1"/>
+      <w:numFmt w:val="bullet"/>
+      <w:lvlText w:val=""/>
+      <w:lvlJc w:val="left"/>
+      <w:pPr>
+        <w:ind w:left="6120" w:hanging="360"/>
+      </w:pPr>
+      <w:rPr>
+        <w:rFonts w:ascii="Wingdings" w:hAnsi="Wingdings" w:hint="default"/>
+      </w:rPr>
+    </w:lvl>
+  </w:abstractNum>
+  <w:abstractNum w:abstractNumId="16" w15:restartNumberingAfterBreak="0">
+    <w:nsid w:val="3C287F9E"/>
+    <w:multiLevelType w:val="hybridMultilevel"/>
+    <w:tmpl w:val="3AD67EBC"/>
+    <w:lvl w:ilvl="0" w:tplc="04090001">
+      <w:start w:val="1"/>
+      <w:numFmt w:val="bullet"/>
+      <w:lvlText w:val=""/>
+      <w:lvlJc w:val="left"/>
+      <w:pPr>
+        <w:ind w:left="360" w:hanging="360"/>
+      </w:pPr>
+      <w:rPr>
+        <w:rFonts w:ascii="Symbol" w:hAnsi="Symbol" w:hint="default"/>
+      </w:rPr>
+    </w:lvl>
+    <w:lvl w:ilvl="1" w:tplc="04090003" w:tentative="1">
+      <w:start w:val="1"/>
+      <w:numFmt w:val="bullet"/>
+      <w:lvlText w:val="o"/>
+      <w:lvlJc w:val="left"/>
+      <w:pPr>
+        <w:ind w:left="1080" w:hanging="360"/>
+      </w:pPr>
+      <w:rPr>
+        <w:rFonts w:ascii="Courier New" w:hAnsi="Courier New" w:cs="Courier New" w:hint="default"/>
+      </w:rPr>
+    </w:lvl>
+    <w:lvl w:ilvl="2" w:tplc="04090005" w:tentative="1">
+      <w:start w:val="1"/>
+      <w:numFmt w:val="bullet"/>
+      <w:lvlText w:val=""/>
+      <w:lvlJc w:val="left"/>
+      <w:pPr>
+        <w:ind w:left="1800" w:hanging="360"/>
+      </w:pPr>
+      <w:rPr>
+        <w:rFonts w:ascii="Wingdings" w:hAnsi="Wingdings" w:hint="default"/>
+      </w:rPr>
+    </w:lvl>
+    <w:lvl w:ilvl="3" w:tplc="04090001" w:tentative="1">
+      <w:start w:val="1"/>
+      <w:numFmt w:val="bullet"/>
+      <w:lvlText w:val=""/>
+      <w:lvlJc w:val="left"/>
+      <w:pPr>
+        <w:ind w:left="2520" w:hanging="360"/>
+      </w:pPr>
+      <w:rPr>
+        <w:rFonts w:ascii="Symbol" w:hAnsi="Symbol" w:hint="default"/>
+      </w:rPr>
+    </w:lvl>
+    <w:lvl w:ilvl="4" w:tplc="04090003" w:tentative="1">
+      <w:start w:val="1"/>
+      <w:numFmt w:val="bullet"/>
+      <w:lvlText w:val="o"/>
+      <w:lvlJc w:val="left"/>
+      <w:pPr>
+        <w:ind w:left="3240" w:hanging="360"/>
+      </w:pPr>
+      <w:rPr>
+        <w:rFonts w:ascii="Courier New" w:hAnsi="Courier New" w:cs="Courier New" w:hint="default"/>
+      </w:rPr>
+    </w:lvl>
+    <w:lvl w:ilvl="5" w:tplc="04090005" w:tentative="1">
+      <w:start w:val="1"/>
+      <w:numFmt w:val="bullet"/>
+      <w:lvlText w:val=""/>
+      <w:lvlJc w:val="left"/>
+      <w:pPr>
+        <w:ind w:left="3960" w:hanging="360"/>
+      </w:pPr>
+      <w:rPr>
+        <w:rFonts w:ascii="Wingdings" w:hAnsi="Wingdings" w:hint="default"/>
+      </w:rPr>
+    </w:lvl>
+    <w:lvl w:ilvl="6" w:tplc="04090001" w:tentative="1">
+      <w:start w:val="1"/>
+      <w:numFmt w:val="bullet"/>
+      <w:lvlText w:val=""/>
+      <w:lvlJc w:val="left"/>
+      <w:pPr>
+        <w:ind w:left="4680" w:hanging="360"/>
+      </w:pPr>
+      <w:rPr>
+        <w:rFonts w:ascii="Symbol" w:hAnsi="Symbol" w:hint="default"/>
+      </w:rPr>
+    </w:lvl>
+    <w:lvl w:ilvl="7" w:tplc="04090003" w:tentative="1">
+      <w:start w:val="1"/>
+      <w:numFmt w:val="bullet"/>
+      <w:lvlText w:val="o"/>
+      <w:lvlJc w:val="left"/>
+      <w:pPr>
+        <w:ind w:left="5400" w:hanging="360"/>
+      </w:pPr>
+      <w:rPr>
+        <w:rFonts w:ascii="Courier New" w:hAnsi="Courier New" w:cs="Courier New" w:hint="default"/>
+      </w:rPr>
+    </w:lvl>
+    <w:lvl w:ilvl="8" w:tplc="04090005" w:tentative="1">
+      <w:start w:val="1"/>
+      <w:numFmt w:val="bullet"/>
+      <w:lvlText w:val=""/>
+      <w:lvlJc w:val="left"/>
+      <w:pPr>
+        <w:ind w:left="6120" w:hanging="360"/>
+      </w:pPr>
+      <w:rPr>
+        <w:rFonts w:ascii="Wingdings" w:hAnsi="Wingdings" w:hint="default"/>
+      </w:rPr>
+    </w:lvl>
+  </w:abstractNum>
+  <w:abstractNum w:abstractNumId="17" w15:restartNumberingAfterBreak="0">
     <w:nsid w:val="3CDC74F9"/>
     <w:multiLevelType w:val="multilevel"/>
     <w:tmpl w:val="B1C68F5E"/>
@@ -4782,7 +5343,233 @@
       </w:rPr>
     </w:lvl>
   </w:abstractNum>
-  <w:abstractNum w:abstractNumId="12" w15:restartNumberingAfterBreak="0">
+  <w:abstractNum w:abstractNumId="18" w15:restartNumberingAfterBreak="0">
+    <w:nsid w:val="401B0F3E"/>
+    <w:multiLevelType w:val="hybridMultilevel"/>
+    <w:tmpl w:val="C53E8092"/>
+    <w:lvl w:ilvl="0" w:tplc="04090001">
+      <w:start w:val="1"/>
+      <w:numFmt w:val="bullet"/>
+      <w:lvlText w:val=""/>
+      <w:lvlJc w:val="left"/>
+      <w:pPr>
+        <w:ind w:left="360" w:hanging="360"/>
+      </w:pPr>
+      <w:rPr>
+        <w:rFonts w:ascii="Symbol" w:hAnsi="Symbol" w:hint="default"/>
+      </w:rPr>
+    </w:lvl>
+    <w:lvl w:ilvl="1" w:tplc="04090003" w:tentative="1">
+      <w:start w:val="1"/>
+      <w:numFmt w:val="bullet"/>
+      <w:lvlText w:val="o"/>
+      <w:lvlJc w:val="left"/>
+      <w:pPr>
+        <w:ind w:left="1080" w:hanging="360"/>
+      </w:pPr>
+      <w:rPr>
+        <w:rFonts w:ascii="Courier New" w:hAnsi="Courier New" w:cs="Courier New" w:hint="default"/>
+      </w:rPr>
+    </w:lvl>
+    <w:lvl w:ilvl="2" w:tplc="04090005" w:tentative="1">
+      <w:start w:val="1"/>
+      <w:numFmt w:val="bullet"/>
+      <w:lvlText w:val=""/>
+      <w:lvlJc w:val="left"/>
+      <w:pPr>
+        <w:ind w:left="1800" w:hanging="360"/>
+      </w:pPr>
+      <w:rPr>
+        <w:rFonts w:ascii="Wingdings" w:hAnsi="Wingdings" w:hint="default"/>
+      </w:rPr>
+    </w:lvl>
+    <w:lvl w:ilvl="3" w:tplc="04090001" w:tentative="1">
+      <w:start w:val="1"/>
+      <w:numFmt w:val="bullet"/>
+      <w:lvlText w:val=""/>
+      <w:lvlJc w:val="left"/>
+      <w:pPr>
+        <w:ind w:left="2520" w:hanging="360"/>
+      </w:pPr>
+      <w:rPr>
+        <w:rFonts w:ascii="Symbol" w:hAnsi="Symbol" w:hint="default"/>
+      </w:rPr>
+    </w:lvl>
+    <w:lvl w:ilvl="4" w:tplc="04090003" w:tentative="1">
+      <w:start w:val="1"/>
+      <w:numFmt w:val="bullet"/>
+      <w:lvlText w:val="o"/>
+      <w:lvlJc w:val="left"/>
+      <w:pPr>
+        <w:ind w:left="3240" w:hanging="360"/>
+      </w:pPr>
+      <w:rPr>
+        <w:rFonts w:ascii="Courier New" w:hAnsi="Courier New" w:cs="Courier New" w:hint="default"/>
+      </w:rPr>
+    </w:lvl>
+    <w:lvl w:ilvl="5" w:tplc="04090005" w:tentative="1">
+      <w:start w:val="1"/>
+      <w:numFmt w:val="bullet"/>
+      <w:lvlText w:val=""/>
+      <w:lvlJc w:val="left"/>
+      <w:pPr>
+        <w:ind w:left="3960" w:hanging="360"/>
+      </w:pPr>
+      <w:rPr>
+        <w:rFonts w:ascii="Wingdings" w:hAnsi="Wingdings" w:hint="default"/>
+      </w:rPr>
+    </w:lvl>
+    <w:lvl w:ilvl="6" w:tplc="04090001" w:tentative="1">
+      <w:start w:val="1"/>
+      <w:numFmt w:val="bullet"/>
+      <w:lvlText w:val=""/>
+      <w:lvlJc w:val="left"/>
+      <w:pPr>
+        <w:ind w:left="4680" w:hanging="360"/>
+      </w:pPr>
+      <w:rPr>
+        <w:rFonts w:ascii="Symbol" w:hAnsi="Symbol" w:hint="default"/>
+      </w:rPr>
+    </w:lvl>
+    <w:lvl w:ilvl="7" w:tplc="04090003" w:tentative="1">
+      <w:start w:val="1"/>
+      <w:numFmt w:val="bullet"/>
+      <w:lvlText w:val="o"/>
+      <w:lvlJc w:val="left"/>
+      <w:pPr>
+        <w:ind w:left="5400" w:hanging="360"/>
+      </w:pPr>
+      <w:rPr>
+        <w:rFonts w:ascii="Courier New" w:hAnsi="Courier New" w:cs="Courier New" w:hint="default"/>
+      </w:rPr>
+    </w:lvl>
+    <w:lvl w:ilvl="8" w:tplc="04090005" w:tentative="1">
+      <w:start w:val="1"/>
+      <w:numFmt w:val="bullet"/>
+      <w:lvlText w:val=""/>
+      <w:lvlJc w:val="left"/>
+      <w:pPr>
+        <w:ind w:left="6120" w:hanging="360"/>
+      </w:pPr>
+      <w:rPr>
+        <w:rFonts w:ascii="Wingdings" w:hAnsi="Wingdings" w:hint="default"/>
+      </w:rPr>
+    </w:lvl>
+  </w:abstractNum>
+  <w:abstractNum w:abstractNumId="19" w15:restartNumberingAfterBreak="0">
+    <w:nsid w:val="4100614C"/>
+    <w:multiLevelType w:val="hybridMultilevel"/>
+    <w:tmpl w:val="F0E887D4"/>
+    <w:lvl w:ilvl="0" w:tplc="04090001">
+      <w:start w:val="1"/>
+      <w:numFmt w:val="bullet"/>
+      <w:lvlText w:val=""/>
+      <w:lvlJc w:val="left"/>
+      <w:pPr>
+        <w:ind w:left="360" w:hanging="360"/>
+      </w:pPr>
+      <w:rPr>
+        <w:rFonts w:ascii="Symbol" w:hAnsi="Symbol" w:hint="default"/>
+      </w:rPr>
+    </w:lvl>
+    <w:lvl w:ilvl="1" w:tplc="04090003" w:tentative="1">
+      <w:start w:val="1"/>
+      <w:numFmt w:val="bullet"/>
+      <w:lvlText w:val="o"/>
+      <w:lvlJc w:val="left"/>
+      <w:pPr>
+        <w:ind w:left="1080" w:hanging="360"/>
+      </w:pPr>
+      <w:rPr>
+        <w:rFonts w:ascii="Courier New" w:hAnsi="Courier New" w:cs="Courier New" w:hint="default"/>
+      </w:rPr>
+    </w:lvl>
+    <w:lvl w:ilvl="2" w:tplc="04090005" w:tentative="1">
+      <w:start w:val="1"/>
+      <w:numFmt w:val="bullet"/>
+      <w:lvlText w:val=""/>
+      <w:lvlJc w:val="left"/>
+      <w:pPr>
+        <w:ind w:left="1800" w:hanging="360"/>
+      </w:pPr>
+      <w:rPr>
+        <w:rFonts w:ascii="Wingdings" w:hAnsi="Wingdings" w:hint="default"/>
+      </w:rPr>
+    </w:lvl>
+    <w:lvl w:ilvl="3" w:tplc="04090001" w:tentative="1">
+      <w:start w:val="1"/>
+      <w:numFmt w:val="bullet"/>
+      <w:lvlText w:val=""/>
+      <w:lvlJc w:val="left"/>
+      <w:pPr>
+        <w:ind w:left="2520" w:hanging="360"/>
+      </w:pPr>
+      <w:rPr>
+        <w:rFonts w:ascii="Symbol" w:hAnsi="Symbol" w:hint="default"/>
+      </w:rPr>
+    </w:lvl>
+    <w:lvl w:ilvl="4" w:tplc="04090003" w:tentative="1">
+      <w:start w:val="1"/>
+      <w:numFmt w:val="bullet"/>
+      <w:lvlText w:val="o"/>
+      <w:lvlJc w:val="left"/>
+      <w:pPr>
+        <w:ind w:left="3240" w:hanging="360"/>
+      </w:pPr>
+      <w:rPr>
+        <w:rFonts w:ascii="Courier New" w:hAnsi="Courier New" w:cs="Courier New" w:hint="default"/>
+      </w:rPr>
+    </w:lvl>
+    <w:lvl w:ilvl="5" w:tplc="04090005" w:tentative="1">
+      <w:start w:val="1"/>
+      <w:numFmt w:val="bullet"/>
+      <w:lvlText w:val=""/>
+      <w:lvlJc w:val="left"/>
+      <w:pPr>
+        <w:ind w:left="3960" w:hanging="360"/>
+      </w:pPr>
+      <w:rPr>
+        <w:rFonts w:ascii="Wingdings" w:hAnsi="Wingdings" w:hint="default"/>
+      </w:rPr>
+    </w:lvl>
+    <w:lvl w:ilvl="6" w:tplc="04090001" w:tentative="1">
+      <w:start w:val="1"/>
+      <w:numFmt w:val="bullet"/>
+      <w:lvlText w:val=""/>
+      <w:lvlJc w:val="left"/>
+      <w:pPr>
+        <w:ind w:left="4680" w:hanging="360"/>
+      </w:pPr>
+      <w:rPr>
+        <w:rFonts w:ascii="Symbol" w:hAnsi="Symbol" w:hint="default"/>
+      </w:rPr>
+    </w:lvl>
+    <w:lvl w:ilvl="7" w:tplc="04090003" w:tentative="1">
+      <w:start w:val="1"/>
+      <w:numFmt w:val="bullet"/>
+      <w:lvlText w:val="o"/>
+      <w:lvlJc w:val="left"/>
+      <w:pPr>
+        <w:ind w:left="5400" w:hanging="360"/>
+      </w:pPr>
+      <w:rPr>
+        <w:rFonts w:ascii="Courier New" w:hAnsi="Courier New" w:cs="Courier New" w:hint="default"/>
+      </w:rPr>
+    </w:lvl>
+    <w:lvl w:ilvl="8" w:tplc="04090005" w:tentative="1">
+      <w:start w:val="1"/>
+      <w:numFmt w:val="bullet"/>
+      <w:lvlText w:val=""/>
+      <w:lvlJc w:val="left"/>
+      <w:pPr>
+        <w:ind w:left="6120" w:hanging="360"/>
+      </w:pPr>
+      <w:rPr>
+        <w:rFonts w:ascii="Wingdings" w:hAnsi="Wingdings" w:hint="default"/>
+      </w:rPr>
+    </w:lvl>
+  </w:abstractNum>
+  <w:abstractNum w:abstractNumId="20" w15:restartNumberingAfterBreak="0">
     <w:nsid w:val="423C2FFD"/>
     <w:multiLevelType w:val="multilevel"/>
     <w:tmpl w:val="83EEAB30"/>
@@ -4931,7 +5718,7 @@
       </w:rPr>
     </w:lvl>
   </w:abstractNum>
-  <w:abstractNum w:abstractNumId="13" w15:restartNumberingAfterBreak="0">
+  <w:abstractNum w:abstractNumId="21" w15:restartNumberingAfterBreak="0">
     <w:nsid w:val="43391E3D"/>
     <w:multiLevelType w:val="multilevel"/>
     <w:tmpl w:val="A6603E08"/>
@@ -5078,7 +5865,7 @@
       </w:rPr>
     </w:lvl>
   </w:abstractNum>
-  <w:abstractNum w:abstractNumId="14" w15:restartNumberingAfterBreak="0">
+  <w:abstractNum w:abstractNumId="22" w15:restartNumberingAfterBreak="0">
     <w:nsid w:val="4384683D"/>
     <w:multiLevelType w:val="multilevel"/>
     <w:tmpl w:val="71BEF580"/>
@@ -5227,7 +6014,7 @@
       </w:rPr>
     </w:lvl>
   </w:abstractNum>
-  <w:abstractNum w:abstractNumId="15" w15:restartNumberingAfterBreak="0">
+  <w:abstractNum w:abstractNumId="23" w15:restartNumberingAfterBreak="0">
     <w:nsid w:val="48081ED2"/>
     <w:multiLevelType w:val="multilevel"/>
     <w:tmpl w:val="33687AC0"/>
@@ -5376,7 +6163,7 @@
       </w:rPr>
     </w:lvl>
   </w:abstractNum>
-  <w:abstractNum w:abstractNumId="16" w15:restartNumberingAfterBreak="0">
+  <w:abstractNum w:abstractNumId="24" w15:restartNumberingAfterBreak="0">
     <w:nsid w:val="4E3B6B11"/>
     <w:multiLevelType w:val="multilevel"/>
     <w:tmpl w:val="694E2B16"/>
@@ -5525,7 +6312,7 @@
       </w:rPr>
     </w:lvl>
   </w:abstractNum>
-  <w:abstractNum w:abstractNumId="17" w15:restartNumberingAfterBreak="0">
+  <w:abstractNum w:abstractNumId="25" w15:restartNumberingAfterBreak="0">
     <w:nsid w:val="4F430FC5"/>
     <w:multiLevelType w:val="multilevel"/>
     <w:tmpl w:val="473E81E0"/>
@@ -5674,7 +6461,7 @@
       </w:rPr>
     </w:lvl>
   </w:abstractNum>
-  <w:abstractNum w:abstractNumId="18" w15:restartNumberingAfterBreak="0">
+  <w:abstractNum w:abstractNumId="26" w15:restartNumberingAfterBreak="0">
     <w:nsid w:val="553E6B83"/>
     <w:multiLevelType w:val="multilevel"/>
     <w:tmpl w:val="8696B074"/>
@@ -5823,7 +6610,7 @@
       </w:rPr>
     </w:lvl>
   </w:abstractNum>
-  <w:abstractNum w:abstractNumId="19" w15:restartNumberingAfterBreak="0">
+  <w:abstractNum w:abstractNumId="27" w15:restartNumberingAfterBreak="0">
     <w:nsid w:val="57691938"/>
     <w:multiLevelType w:val="multilevel"/>
     <w:tmpl w:val="67603E68"/>
@@ -5972,7 +6759,120 @@
       </w:rPr>
     </w:lvl>
   </w:abstractNum>
-  <w:abstractNum w:abstractNumId="20" w15:restartNumberingAfterBreak="0">
+  <w:abstractNum w:abstractNumId="28" w15:restartNumberingAfterBreak="0">
+    <w:nsid w:val="5F300CCA"/>
+    <w:multiLevelType w:val="hybridMultilevel"/>
+    <w:tmpl w:val="83C24518"/>
+    <w:lvl w:ilvl="0" w:tplc="04090001">
+      <w:start w:val="1"/>
+      <w:numFmt w:val="bullet"/>
+      <w:lvlText w:val=""/>
+      <w:lvlJc w:val="left"/>
+      <w:pPr>
+        <w:ind w:left="360" w:hanging="360"/>
+      </w:pPr>
+      <w:rPr>
+        <w:rFonts w:ascii="Symbol" w:hAnsi="Symbol" w:hint="default"/>
+      </w:rPr>
+    </w:lvl>
+    <w:lvl w:ilvl="1" w:tplc="04090003" w:tentative="1">
+      <w:start w:val="1"/>
+      <w:numFmt w:val="bullet"/>
+      <w:lvlText w:val="o"/>
+      <w:lvlJc w:val="left"/>
+      <w:pPr>
+        <w:ind w:left="1080" w:hanging="360"/>
+      </w:pPr>
+      <w:rPr>
+        <w:rFonts w:ascii="Courier New" w:hAnsi="Courier New" w:cs="Courier New" w:hint="default"/>
+      </w:rPr>
+    </w:lvl>
+    <w:lvl w:ilvl="2" w:tplc="04090005" w:tentative="1">
+      <w:start w:val="1"/>
+      <w:numFmt w:val="bullet"/>
+      <w:lvlText w:val=""/>
+      <w:lvlJc w:val="left"/>
+      <w:pPr>
+        <w:ind w:left="1800" w:hanging="360"/>
+      </w:pPr>
+      <w:rPr>
+        <w:rFonts w:ascii="Wingdings" w:hAnsi="Wingdings" w:hint="default"/>
+      </w:rPr>
+    </w:lvl>
+    <w:lvl w:ilvl="3" w:tplc="04090001" w:tentative="1">
+      <w:start w:val="1"/>
+      <w:numFmt w:val="bullet"/>
+      <w:lvlText w:val=""/>
+      <w:lvlJc w:val="left"/>
+      <w:pPr>
+        <w:ind w:left="2520" w:hanging="360"/>
+      </w:pPr>
+      <w:rPr>
+        <w:rFonts w:ascii="Symbol" w:hAnsi="Symbol" w:hint="default"/>
+      </w:rPr>
+    </w:lvl>
+    <w:lvl w:ilvl="4" w:tplc="04090003" w:tentative="1">
+      <w:start w:val="1"/>
+      <w:numFmt w:val="bullet"/>
+      <w:lvlText w:val="o"/>
+      <w:lvlJc w:val="left"/>
+      <w:pPr>
+        <w:ind w:left="3240" w:hanging="360"/>
+      </w:pPr>
+      <w:rPr>
+        <w:rFonts w:ascii="Courier New" w:hAnsi="Courier New" w:cs="Courier New" w:hint="default"/>
+      </w:rPr>
+    </w:lvl>
+    <w:lvl w:ilvl="5" w:tplc="04090005" w:tentative="1">
+      <w:start w:val="1"/>
+      <w:numFmt w:val="bullet"/>
+      <w:lvlText w:val=""/>
+      <w:lvlJc w:val="left"/>
+      <w:pPr>
+        <w:ind w:left="3960" w:hanging="360"/>
+      </w:pPr>
+      <w:rPr>
+        <w:rFonts w:ascii="Wingdings" w:hAnsi="Wingdings" w:hint="default"/>
+      </w:rPr>
+    </w:lvl>
+    <w:lvl w:ilvl="6" w:tplc="04090001" w:tentative="1">
+      <w:start w:val="1"/>
+      <w:numFmt w:val="bullet"/>
+      <w:lvlText w:val=""/>
+      <w:lvlJc w:val="left"/>
+      <w:pPr>
+        <w:ind w:left="4680" w:hanging="360"/>
+      </w:pPr>
+      <w:rPr>
+        <w:rFonts w:ascii="Symbol" w:hAnsi="Symbol" w:hint="default"/>
+      </w:rPr>
+    </w:lvl>
+    <w:lvl w:ilvl="7" w:tplc="04090003" w:tentative="1">
+      <w:start w:val="1"/>
+      <w:numFmt w:val="bullet"/>
+      <w:lvlText w:val="o"/>
+      <w:lvlJc w:val="left"/>
+      <w:pPr>
+        <w:ind w:left="5400" w:hanging="360"/>
+      </w:pPr>
+      <w:rPr>
+        <w:rFonts w:ascii="Courier New" w:hAnsi="Courier New" w:cs="Courier New" w:hint="default"/>
+      </w:rPr>
+    </w:lvl>
+    <w:lvl w:ilvl="8" w:tplc="04090005" w:tentative="1">
+      <w:start w:val="1"/>
+      <w:numFmt w:val="bullet"/>
+      <w:lvlText w:val=""/>
+      <w:lvlJc w:val="left"/>
+      <w:pPr>
+        <w:ind w:left="6120" w:hanging="360"/>
+      </w:pPr>
+      <w:rPr>
+        <w:rFonts w:ascii="Wingdings" w:hAnsi="Wingdings" w:hint="default"/>
+      </w:rPr>
+    </w:lvl>
+  </w:abstractNum>
+  <w:abstractNum w:abstractNumId="29" w15:restartNumberingAfterBreak="0">
     <w:nsid w:val="60804BA3"/>
     <w:multiLevelType w:val="multilevel"/>
     <w:tmpl w:val="FC66A322"/>
@@ -6121,7 +7021,120 @@
       </w:rPr>
     </w:lvl>
   </w:abstractNum>
-  <w:abstractNum w:abstractNumId="21" w15:restartNumberingAfterBreak="0">
+  <w:abstractNum w:abstractNumId="30" w15:restartNumberingAfterBreak="0">
+    <w:nsid w:val="62F46EDA"/>
+    <w:multiLevelType w:val="hybridMultilevel"/>
+    <w:tmpl w:val="EA845538"/>
+    <w:lvl w:ilvl="0" w:tplc="04090001">
+      <w:start w:val="1"/>
+      <w:numFmt w:val="bullet"/>
+      <w:lvlText w:val=""/>
+      <w:lvlJc w:val="left"/>
+      <w:pPr>
+        <w:ind w:left="360" w:hanging="360"/>
+      </w:pPr>
+      <w:rPr>
+        <w:rFonts w:ascii="Symbol" w:hAnsi="Symbol" w:hint="default"/>
+      </w:rPr>
+    </w:lvl>
+    <w:lvl w:ilvl="1" w:tplc="04090003" w:tentative="1">
+      <w:start w:val="1"/>
+      <w:numFmt w:val="bullet"/>
+      <w:lvlText w:val="o"/>
+      <w:lvlJc w:val="left"/>
+      <w:pPr>
+        <w:ind w:left="1080" w:hanging="360"/>
+      </w:pPr>
+      <w:rPr>
+        <w:rFonts w:ascii="Courier New" w:hAnsi="Courier New" w:cs="Courier New" w:hint="default"/>
+      </w:rPr>
+    </w:lvl>
+    <w:lvl w:ilvl="2" w:tplc="04090005" w:tentative="1">
+      <w:start w:val="1"/>
+      <w:numFmt w:val="bullet"/>
+      <w:lvlText w:val=""/>
+      <w:lvlJc w:val="left"/>
+      <w:pPr>
+        <w:ind w:left="1800" w:hanging="360"/>
+      </w:pPr>
+      <w:rPr>
+        <w:rFonts w:ascii="Wingdings" w:hAnsi="Wingdings" w:hint="default"/>
+      </w:rPr>
+    </w:lvl>
+    <w:lvl w:ilvl="3" w:tplc="04090001" w:tentative="1">
+      <w:start w:val="1"/>
+      <w:numFmt w:val="bullet"/>
+      <w:lvlText w:val=""/>
+      <w:lvlJc w:val="left"/>
+      <w:pPr>
+        <w:ind w:left="2520" w:hanging="360"/>
+      </w:pPr>
+      <w:rPr>
+        <w:rFonts w:ascii="Symbol" w:hAnsi="Symbol" w:hint="default"/>
+      </w:rPr>
+    </w:lvl>
+    <w:lvl w:ilvl="4" w:tplc="04090003" w:tentative="1">
+      <w:start w:val="1"/>
+      <w:numFmt w:val="bullet"/>
+      <w:lvlText w:val="o"/>
+      <w:lvlJc w:val="left"/>
+      <w:pPr>
+        <w:ind w:left="3240" w:hanging="360"/>
+      </w:pPr>
+      <w:rPr>
+        <w:rFonts w:ascii="Courier New" w:hAnsi="Courier New" w:cs="Courier New" w:hint="default"/>
+      </w:rPr>
+    </w:lvl>
+    <w:lvl w:ilvl="5" w:tplc="04090005" w:tentative="1">
+      <w:start w:val="1"/>
+      <w:numFmt w:val="bullet"/>
+      <w:lvlText w:val=""/>
+      <w:lvlJc w:val="left"/>
+      <w:pPr>
+        <w:ind w:left="3960" w:hanging="360"/>
+      </w:pPr>
+      <w:rPr>
+        <w:rFonts w:ascii="Wingdings" w:hAnsi="Wingdings" w:hint="default"/>
+      </w:rPr>
+    </w:lvl>
+    <w:lvl w:ilvl="6" w:tplc="04090001" w:tentative="1">
+      <w:start w:val="1"/>
+      <w:numFmt w:val="bullet"/>
+      <w:lvlText w:val=""/>
+      <w:lvlJc w:val="left"/>
+      <w:pPr>
+        <w:ind w:left="4680" w:hanging="360"/>
+      </w:pPr>
+      <w:rPr>
+        <w:rFonts w:ascii="Symbol" w:hAnsi="Symbol" w:hint="default"/>
+      </w:rPr>
+    </w:lvl>
+    <w:lvl w:ilvl="7" w:tplc="04090003" w:tentative="1">
+      <w:start w:val="1"/>
+      <w:numFmt w:val="bullet"/>
+      <w:lvlText w:val="o"/>
+      <w:lvlJc w:val="left"/>
+      <w:pPr>
+        <w:ind w:left="5400" w:hanging="360"/>
+      </w:pPr>
+      <w:rPr>
+        <w:rFonts w:ascii="Courier New" w:hAnsi="Courier New" w:cs="Courier New" w:hint="default"/>
+      </w:rPr>
+    </w:lvl>
+    <w:lvl w:ilvl="8" w:tplc="04090005" w:tentative="1">
+      <w:start w:val="1"/>
+      <w:numFmt w:val="bullet"/>
+      <w:lvlText w:val=""/>
+      <w:lvlJc w:val="left"/>
+      <w:pPr>
+        <w:ind w:left="6120" w:hanging="360"/>
+      </w:pPr>
+      <w:rPr>
+        <w:rFonts w:ascii="Wingdings" w:hAnsi="Wingdings" w:hint="default"/>
+      </w:rPr>
+    </w:lvl>
+  </w:abstractNum>
+  <w:abstractNum w:abstractNumId="31" w15:restartNumberingAfterBreak="0">
     <w:nsid w:val="664B0F56"/>
     <w:multiLevelType w:val="multilevel"/>
     <w:tmpl w:val="1AB03B5C"/>
@@ -6270,7 +7283,120 @@
       </w:rPr>
     </w:lvl>
   </w:abstractNum>
-  <w:abstractNum w:abstractNumId="22" w15:restartNumberingAfterBreak="0">
+  <w:abstractNum w:abstractNumId="32" w15:restartNumberingAfterBreak="0">
+    <w:nsid w:val="6CE02035"/>
+    <w:multiLevelType w:val="hybridMultilevel"/>
+    <w:tmpl w:val="A4340DC2"/>
+    <w:lvl w:ilvl="0" w:tplc="04090001">
+      <w:start w:val="1"/>
+      <w:numFmt w:val="bullet"/>
+      <w:lvlText w:val=""/>
+      <w:lvlJc w:val="left"/>
+      <w:pPr>
+        <w:ind w:left="360" w:hanging="360"/>
+      </w:pPr>
+      <w:rPr>
+        <w:rFonts w:ascii="Symbol" w:hAnsi="Symbol" w:hint="default"/>
+      </w:rPr>
+    </w:lvl>
+    <w:lvl w:ilvl="1" w:tplc="04090003" w:tentative="1">
+      <w:start w:val="1"/>
+      <w:numFmt w:val="bullet"/>
+      <w:lvlText w:val="o"/>
+      <w:lvlJc w:val="left"/>
+      <w:pPr>
+        <w:ind w:left="1080" w:hanging="360"/>
+      </w:pPr>
+      <w:rPr>
+        <w:rFonts w:ascii="Courier New" w:hAnsi="Courier New" w:cs="Courier New" w:hint="default"/>
+      </w:rPr>
+    </w:lvl>
+    <w:lvl w:ilvl="2" w:tplc="04090005" w:tentative="1">
+      <w:start w:val="1"/>
+      <w:numFmt w:val="bullet"/>
+      <w:lvlText w:val=""/>
+      <w:lvlJc w:val="left"/>
+      <w:pPr>
+        <w:ind w:left="1800" w:hanging="360"/>
+      </w:pPr>
+      <w:rPr>
+        <w:rFonts w:ascii="Wingdings" w:hAnsi="Wingdings" w:hint="default"/>
+      </w:rPr>
+    </w:lvl>
+    <w:lvl w:ilvl="3" w:tplc="04090001" w:tentative="1">
+      <w:start w:val="1"/>
+      <w:numFmt w:val="bullet"/>
+      <w:lvlText w:val=""/>
+      <w:lvlJc w:val="left"/>
+      <w:pPr>
+        <w:ind w:left="2520" w:hanging="360"/>
+      </w:pPr>
+      <w:rPr>
+        <w:rFonts w:ascii="Symbol" w:hAnsi="Symbol" w:hint="default"/>
+      </w:rPr>
+    </w:lvl>
+    <w:lvl w:ilvl="4" w:tplc="04090003" w:tentative="1">
+      <w:start w:val="1"/>
+      <w:numFmt w:val="bullet"/>
+      <w:lvlText w:val="o"/>
+      <w:lvlJc w:val="left"/>
+      <w:pPr>
+        <w:ind w:left="3240" w:hanging="360"/>
+      </w:pPr>
+      <w:rPr>
+        <w:rFonts w:ascii="Courier New" w:hAnsi="Courier New" w:cs="Courier New" w:hint="default"/>
+      </w:rPr>
+    </w:lvl>
+    <w:lvl w:ilvl="5" w:tplc="04090005" w:tentative="1">
+      <w:start w:val="1"/>
+      <w:numFmt w:val="bullet"/>
+      <w:lvlText w:val=""/>
+      <w:lvlJc w:val="left"/>
+      <w:pPr>
+        <w:ind w:left="3960" w:hanging="360"/>
+      </w:pPr>
+      <w:rPr>
+        <w:rFonts w:ascii="Wingdings" w:hAnsi="Wingdings" w:hint="default"/>
+      </w:rPr>
+    </w:lvl>
+    <w:lvl w:ilvl="6" w:tplc="04090001" w:tentative="1">
+      <w:start w:val="1"/>
+      <w:numFmt w:val="bullet"/>
+      <w:lvlText w:val=""/>
+      <w:lvlJc w:val="left"/>
+      <w:pPr>
+        <w:ind w:left="4680" w:hanging="360"/>
+      </w:pPr>
+      <w:rPr>
+        <w:rFonts w:ascii="Symbol" w:hAnsi="Symbol" w:hint="default"/>
+      </w:rPr>
+    </w:lvl>
+    <w:lvl w:ilvl="7" w:tplc="04090003" w:tentative="1">
+      <w:start w:val="1"/>
+      <w:numFmt w:val="bullet"/>
+      <w:lvlText w:val="o"/>
+      <w:lvlJc w:val="left"/>
+      <w:pPr>
+        <w:ind w:left="5400" w:hanging="360"/>
+      </w:pPr>
+      <w:rPr>
+        <w:rFonts w:ascii="Courier New" w:hAnsi="Courier New" w:cs="Courier New" w:hint="default"/>
+      </w:rPr>
+    </w:lvl>
+    <w:lvl w:ilvl="8" w:tplc="04090005" w:tentative="1">
+      <w:start w:val="1"/>
+      <w:numFmt w:val="bullet"/>
+      <w:lvlText w:val=""/>
+      <w:lvlJc w:val="left"/>
+      <w:pPr>
+        <w:ind w:left="6120" w:hanging="360"/>
+      </w:pPr>
+      <w:rPr>
+        <w:rFonts w:ascii="Wingdings" w:hAnsi="Wingdings" w:hint="default"/>
+      </w:rPr>
+    </w:lvl>
+  </w:abstractNum>
+  <w:abstractNum w:abstractNumId="33" w15:restartNumberingAfterBreak="0">
     <w:nsid w:val="75631FC0"/>
     <w:multiLevelType w:val="multilevel"/>
     <w:tmpl w:val="8D964672"/>
@@ -6419,7 +7545,7 @@
       </w:rPr>
     </w:lvl>
   </w:abstractNum>
-  <w:abstractNum w:abstractNumId="23" w15:restartNumberingAfterBreak="0">
+  <w:abstractNum w:abstractNumId="34" w15:restartNumberingAfterBreak="0">
     <w:nsid w:val="7C3C5306"/>
     <w:multiLevelType w:val="multilevel"/>
     <w:tmpl w:val="CBC8685E"/>
@@ -6533,76 +7659,109 @@
     </w:lvl>
   </w:abstractNum>
   <w:num w:numId="1" w16cid:durableId="280453548">
+    <w:abstractNumId w:val="13"/>
+  </w:num>
+  <w:num w:numId="2" w16cid:durableId="2043819977">
+    <w:abstractNumId w:val="6"/>
+  </w:num>
+  <w:num w:numId="3" w16cid:durableId="1584532893">
+    <w:abstractNumId w:val="4"/>
+  </w:num>
+  <w:num w:numId="4" w16cid:durableId="153104085">
+    <w:abstractNumId w:val="34"/>
+  </w:num>
+  <w:num w:numId="5" w16cid:durableId="437221556">
+    <w:abstractNumId w:val="8"/>
+  </w:num>
+  <w:num w:numId="6" w16cid:durableId="1830057989">
+    <w:abstractNumId w:val="26"/>
+  </w:num>
+  <w:num w:numId="7" w16cid:durableId="502862100">
+    <w:abstractNumId w:val="5"/>
+  </w:num>
+  <w:num w:numId="8" w16cid:durableId="2098792736">
+    <w:abstractNumId w:val="29"/>
+  </w:num>
+  <w:num w:numId="9" w16cid:durableId="1997299901">
+    <w:abstractNumId w:val="10"/>
+  </w:num>
+  <w:num w:numId="10" w16cid:durableId="1626889616">
+    <w:abstractNumId w:val="1"/>
+  </w:num>
+  <w:num w:numId="11" w16cid:durableId="1658728678">
+    <w:abstractNumId w:val="20"/>
+  </w:num>
+  <w:num w:numId="12" w16cid:durableId="1465081612">
+    <w:abstractNumId w:val="31"/>
+  </w:num>
+  <w:num w:numId="13" w16cid:durableId="1893956118">
+    <w:abstractNumId w:val="22"/>
+  </w:num>
+  <w:num w:numId="14" w16cid:durableId="2075005611">
+    <w:abstractNumId w:val="2"/>
+  </w:num>
+  <w:num w:numId="15" w16cid:durableId="1173226057">
+    <w:abstractNumId w:val="17"/>
+  </w:num>
+  <w:num w:numId="16" w16cid:durableId="1884948826">
+    <w:abstractNumId w:val="3"/>
+  </w:num>
+  <w:num w:numId="17" w16cid:durableId="1598902567">
+    <w:abstractNumId w:val="23"/>
+  </w:num>
+  <w:num w:numId="18" w16cid:durableId="1475172368">
+    <w:abstractNumId w:val="27"/>
+  </w:num>
+  <w:num w:numId="19" w16cid:durableId="1936093314">
+    <w:abstractNumId w:val="25"/>
+  </w:num>
+  <w:num w:numId="20" w16cid:durableId="629941595">
+    <w:abstractNumId w:val="14"/>
+  </w:num>
+  <w:num w:numId="21" w16cid:durableId="726033335">
+    <w:abstractNumId w:val="24"/>
+  </w:num>
+  <w:num w:numId="22" w16cid:durableId="1754430899">
+    <w:abstractNumId w:val="33"/>
+  </w:num>
+  <w:num w:numId="23" w16cid:durableId="684553626">
+    <w:abstractNumId w:val="7"/>
+  </w:num>
+  <w:num w:numId="24" w16cid:durableId="1338580881">
+    <w:abstractNumId w:val="21"/>
+  </w:num>
+  <w:num w:numId="25" w16cid:durableId="720599522">
+    <w:abstractNumId w:val="12"/>
+  </w:num>
+  <w:num w:numId="26" w16cid:durableId="1403211642">
+    <w:abstractNumId w:val="18"/>
+  </w:num>
+  <w:num w:numId="27" w16cid:durableId="1340356008">
+    <w:abstractNumId w:val="16"/>
+  </w:num>
+  <w:num w:numId="28" w16cid:durableId="297151422">
+    <w:abstractNumId w:val="30"/>
+  </w:num>
+  <w:num w:numId="29" w16cid:durableId="1722552261">
+    <w:abstractNumId w:val="15"/>
+  </w:num>
+  <w:num w:numId="30" w16cid:durableId="1575434369">
+    <w:abstractNumId w:val="32"/>
+  </w:num>
+  <w:num w:numId="31" w16cid:durableId="1933272298">
+    <w:abstractNumId w:val="19"/>
+  </w:num>
+  <w:num w:numId="32" w16cid:durableId="1108164936">
+    <w:abstractNumId w:val="11"/>
+  </w:num>
+  <w:num w:numId="33" w16cid:durableId="1433042134">
+    <w:abstractNumId w:val="0"/>
+  </w:num>
+  <w:num w:numId="34" w16cid:durableId="837229039">
     <w:abstractNumId w:val="9"/>
   </w:num>
-  <w:num w:numId="2" w16cid:durableId="2043819977">
-    <w:abstractNumId w:val="5"/>
-  </w:num>
-  <w:num w:numId="3" w16cid:durableId="1584532893">
-    <w:abstractNumId w:val="3"/>
-  </w:num>
-  <w:num w:numId="4" w16cid:durableId="153104085">
-    <w:abstractNumId w:val="23"/>
-  </w:num>
-  <w:num w:numId="5" w16cid:durableId="437221556">
-    <w:abstractNumId w:val="7"/>
-  </w:num>
-  <w:num w:numId="6" w16cid:durableId="1830057989">
-    <w:abstractNumId w:val="18"/>
-  </w:num>
-  <w:num w:numId="7" w16cid:durableId="502862100">
-    <w:abstractNumId w:val="4"/>
-  </w:num>
-  <w:num w:numId="8" w16cid:durableId="2098792736">
-    <w:abstractNumId w:val="20"/>
-  </w:num>
-  <w:num w:numId="9" w16cid:durableId="1997299901">
-    <w:abstractNumId w:val="8"/>
-  </w:num>
-  <w:num w:numId="10" w16cid:durableId="1626889616">
-    <w:abstractNumId w:val="0"/>
-  </w:num>
-  <w:num w:numId="11" w16cid:durableId="1658728678">
-    <w:abstractNumId w:val="12"/>
-  </w:num>
-  <w:num w:numId="12" w16cid:durableId="1465081612">
-    <w:abstractNumId w:val="21"/>
-  </w:num>
-  <w:num w:numId="13" w16cid:durableId="1893956118">
-    <w:abstractNumId w:val="14"/>
-  </w:num>
-  <w:num w:numId="14" w16cid:durableId="2075005611">
-    <w:abstractNumId w:val="1"/>
-  </w:num>
-  <w:num w:numId="15" w16cid:durableId="1173226057">
-    <w:abstractNumId w:val="11"/>
-  </w:num>
-  <w:num w:numId="16" w16cid:durableId="1884948826">
-    <w:abstractNumId w:val="2"/>
-  </w:num>
-  <w:num w:numId="17" w16cid:durableId="1598902567">
-    <w:abstractNumId w:val="15"/>
-  </w:num>
-  <w:num w:numId="18" w16cid:durableId="1475172368">
-    <w:abstractNumId w:val="19"/>
-  </w:num>
-  <w:num w:numId="19" w16cid:durableId="1936093314">
-    <w:abstractNumId w:val="17"/>
-  </w:num>
-  <w:num w:numId="20" w16cid:durableId="629941595">
-    <w:abstractNumId w:val="10"/>
-  </w:num>
-  <w:num w:numId="21" w16cid:durableId="726033335">
-    <w:abstractNumId w:val="16"/>
-  </w:num>
-  <w:num w:numId="22" w16cid:durableId="1754430899">
-    <w:abstractNumId w:val="22"/>
-  </w:num>
-  <w:num w:numId="23" w16cid:durableId="684553626">
-    <w:abstractNumId w:val="6"/>
-  </w:num>
-  <w:num w:numId="24" w16cid:durableId="1338580881">
-    <w:abstractNumId w:val="13"/>
+  <w:num w:numId="35" w16cid:durableId="1663048580">
+    <w:abstractNumId w:val="28"/>
   </w:num>
 </w:numbering>
 </file>
